--- a/Documentation/Структура объектных файлов MSL1.docx
+++ b/Documentation/Структура объектных файлов MSL1.docx
@@ -386,7 +386,6 @@
         </w:rPr>
         <w:t xml:space="preserve"> </w:t>
       </w:r>
-      <w:proofErr w:type="gramStart"/>
       <w:r>
         <w:rPr>
           <w:rFonts w:ascii="Bahnschrift" w:hAnsi="Bahnschrift"/>
@@ -412,17 +411,7 @@
           <w:szCs w:val="28"/>
           <w:lang w:eastAsia="ru-RU"/>
         </w:rPr>
-        <w:t xml:space="preserve"> и</w:t>
-      </w:r>
-      <w:proofErr w:type="gramEnd"/>
-      <w:r>
-        <w:rPr>
-          <w:rFonts w:ascii="Bahnschrift" w:hAnsi="Bahnschrift"/>
-          <w:sz w:val="28"/>
-          <w:szCs w:val="28"/>
-          <w:lang w:eastAsia="ru-RU"/>
-        </w:rPr>
-        <w:t xml:space="preserve"> </w:t>
+        <w:t xml:space="preserve"> и </w:t>
       </w:r>
       <w:r>
         <w:rPr>
@@ -692,19 +681,8 @@
           <w:szCs w:val="28"/>
           <w:lang w:eastAsia="ru-RU"/>
         </w:rPr>
-        <w:t xml:space="preserve"> порядок обработки </w:t>
-      </w:r>
-      <w:proofErr w:type="gramStart"/>
-      <w:r>
-        <w:rPr>
-          <w:rFonts w:ascii="Bahnschrift" w:hAnsi="Bahnschrift"/>
-          <w:sz w:val="28"/>
-          <w:szCs w:val="28"/>
-          <w:lang w:eastAsia="ru-RU"/>
-        </w:rPr>
-        <w:t>файлов .</w:t>
-      </w:r>
-      <w:proofErr w:type="spellStart"/>
+        <w:t xml:space="preserve"> порядок обработки файлов .</w:t>
+      </w:r>
       <w:r>
         <w:rPr>
           <w:rFonts w:ascii="Bahnschrift" w:hAnsi="Bahnschrift"/>
@@ -714,8 +692,6 @@
         </w:rPr>
         <w:t>mslco</w:t>
       </w:r>
-      <w:proofErr w:type="spellEnd"/>
-      <w:proofErr w:type="gramEnd"/>
       <w:r>
         <w:rPr>
           <w:rFonts w:ascii="Bahnschrift" w:hAnsi="Bahnschrift"/>
@@ -824,25 +800,14 @@
           <w:lang w:eastAsia="ru-RU"/>
         </w:rPr>
       </w:pPr>
-      <w:proofErr w:type="spellStart"/>
-      <w:r>
-        <w:rPr>
-          <w:rFonts w:ascii="Bahnschrift" w:hAnsi="Bahnschrift"/>
-          <w:sz w:val="28"/>
-          <w:szCs w:val="28"/>
-          <w:lang w:eastAsia="ru-RU"/>
-        </w:rPr>
-        <w:t>Дебаг</w:t>
-      </w:r>
-      <w:proofErr w:type="spellEnd"/>
-      <w:r>
-        <w:rPr>
-          <w:rFonts w:ascii="Bahnschrift" w:hAnsi="Bahnschrift"/>
-          <w:sz w:val="28"/>
-          <w:szCs w:val="28"/>
-          <w:lang w:eastAsia="ru-RU"/>
-        </w:rPr>
-        <w:t xml:space="preserve"> информация. На данный момент </w:t>
+      <w:r>
+        <w:rPr>
+          <w:rFonts w:ascii="Bahnschrift" w:hAnsi="Bahnschrift"/>
+          <w:sz w:val="28"/>
+          <w:szCs w:val="28"/>
+          <w:lang w:eastAsia="ru-RU"/>
+        </w:rPr>
+        <w:t xml:space="preserve">Дебаг информация. На данный момент </w:t>
       </w:r>
       <w:r>
         <w:rPr>
@@ -1195,7 +1160,7 @@
                 <w:rFonts w:ascii="Bahnschrift" w:hAnsi="Bahnschrift"/>
                 <w:lang w:eastAsia="ru-RU"/>
               </w:rPr>
-              <w:t>4</w:t>
+              <w:t>5</w:t>
             </w:r>
           </w:p>
         </w:tc>
@@ -1359,7 +1324,7 @@
                 <w:rFonts w:ascii="Bahnschrift" w:hAnsi="Bahnschrift"/>
                 <w:lang w:eastAsia="ru-RU"/>
               </w:rPr>
-              <w:t>4</w:t>
+              <w:t>5</w:t>
             </w:r>
           </w:p>
         </w:tc>
@@ -1487,7 +1452,7 @@
                 <w:rFonts w:ascii="Bahnschrift" w:hAnsi="Bahnschrift"/>
                 <w:lang w:eastAsia="ru-RU"/>
               </w:rPr>
-              <w:t>8</w:t>
+              <w:t>9</w:t>
             </w:r>
           </w:p>
         </w:tc>
@@ -1522,7 +1487,6 @@
                 <w:lang w:eastAsia="ru-RU"/>
               </w:rPr>
             </w:pPr>
-            <w:proofErr w:type="spellStart"/>
             <w:r>
               <w:rPr>
                 <w:rFonts w:ascii="Bahnschrift" w:hAnsi="Bahnschrift"/>
@@ -1530,7 +1494,6 @@
               </w:rPr>
               <w:t>module_file_prefix</w:t>
             </w:r>
-            <w:proofErr w:type="spellEnd"/>
           </w:p>
         </w:tc>
         <w:tc>
@@ -1569,8 +1532,6 @@
                 <w:lang w:val="en-US" w:eastAsia="ru-RU"/>
               </w:rPr>
             </w:pPr>
-            <w:proofErr w:type="spellStart"/>
-            <w:proofErr w:type="gramStart"/>
             <w:r>
               <w:rPr>
                 <w:rFonts w:ascii="Bahnschrift" w:hAnsi="Bahnschrift"/>
@@ -1578,8 +1539,6 @@
               </w:rPr>
               <w:t>module.mslco</w:t>
             </w:r>
-            <w:proofErr w:type="spellEnd"/>
-            <w:proofErr w:type="gramEnd"/>
           </w:p>
         </w:tc>
         <w:tc>
@@ -1600,23 +1559,7 @@
                 <w:rFonts w:ascii="Bahnschrift" w:hAnsi="Bahnschrift"/>
                 <w:lang w:val="en-US" w:eastAsia="ru-RU"/>
               </w:rPr>
-              <w:t>“</w:t>
-            </w:r>
-            <w:proofErr w:type="spellStart"/>
-            <w:r>
-              <w:rPr>
-                <w:rFonts w:ascii="Bahnschrift" w:hAnsi="Bahnschrift"/>
-                <w:lang w:val="en-US" w:eastAsia="ru-RU"/>
-              </w:rPr>
-              <w:t>mslmodule</w:t>
-            </w:r>
-            <w:proofErr w:type="spellEnd"/>
-            <w:r>
-              <w:rPr>
-                <w:rFonts w:ascii="Bahnschrift" w:hAnsi="Bahnschrift"/>
-                <w:lang w:val="en-US" w:eastAsia="ru-RU"/>
-              </w:rPr>
-              <w:t>”</w:t>
+              <w:t>“mslmodule”</w:t>
             </w:r>
           </w:p>
         </w:tc>
@@ -1660,7 +1603,7 @@
                 <w:rFonts w:ascii="Bahnschrift" w:hAnsi="Bahnschrift"/>
                 <w:lang w:eastAsia="ru-RU"/>
               </w:rPr>
-              <w:t>10</w:t>
+              <w:t>11</w:t>
             </w:r>
           </w:p>
         </w:tc>
@@ -1695,7 +1638,6 @@
                 <w:lang w:eastAsia="ru-RU"/>
               </w:rPr>
             </w:pPr>
-            <w:proofErr w:type="spellStart"/>
             <w:r>
               <w:rPr>
                 <w:rFonts w:ascii="Bahnschrift" w:hAnsi="Bahnschrift"/>
@@ -1710,7 +1652,6 @@
               </w:rPr>
               <w:t>extension</w:t>
             </w:r>
-            <w:proofErr w:type="spellEnd"/>
           </w:p>
         </w:tc>
         <w:tc>
@@ -1753,23 +1694,7 @@
                 <w:rFonts w:ascii="Bahnschrift" w:hAnsi="Bahnschrift"/>
                 <w:lang w:val="en-US" w:eastAsia="ru-RU"/>
               </w:rPr>
-              <w:t>“</w:t>
-            </w:r>
-            <w:proofErr w:type="spellStart"/>
-            <w:r>
-              <w:rPr>
-                <w:rFonts w:ascii="Bahnschrift" w:hAnsi="Bahnschrift"/>
-                <w:lang w:val="en-US" w:eastAsia="ru-RU"/>
-              </w:rPr>
-              <w:t>mslco</w:t>
-            </w:r>
-            <w:proofErr w:type="spellEnd"/>
-            <w:r>
-              <w:rPr>
-                <w:rFonts w:ascii="Bahnschrift" w:hAnsi="Bahnschrift"/>
-                <w:lang w:val="en-US" w:eastAsia="ru-RU"/>
-              </w:rPr>
-              <w:t>”</w:t>
+              <w:t>“mslco”</w:t>
             </w:r>
           </w:p>
         </w:tc>
@@ -1805,15 +1730,15 @@
               <w:jc w:val="center"/>
               <w:rPr>
                 <w:rFonts w:ascii="Bahnschrift" w:hAnsi="Bahnschrift"/>
-                <w:lang w:val="en-US" w:eastAsia="ru-RU"/>
-              </w:rPr>
-            </w:pPr>
-            <w:r>
-              <w:rPr>
-                <w:rFonts w:ascii="Bahnschrift" w:hAnsi="Bahnschrift"/>
-                <w:lang w:val="en-US" w:eastAsia="ru-RU"/>
-              </w:rPr>
-              <w:t>42</w:t>
+                <w:lang w:eastAsia="ru-RU"/>
+              </w:rPr>
+            </w:pPr>
+            <w:r>
+              <w:rPr>
+                <w:rFonts w:ascii="Bahnschrift" w:hAnsi="Bahnschrift"/>
+                <w:lang w:eastAsia="ru-RU"/>
+              </w:rPr>
+              <w:t>43</w:t>
             </w:r>
           </w:p>
         </w:tc>
@@ -1848,7 +1773,6 @@
                 <w:lang w:val="en-US" w:eastAsia="ru-RU"/>
               </w:rPr>
             </w:pPr>
-            <w:proofErr w:type="spellStart"/>
             <w:r>
               <w:rPr>
                 <w:rFonts w:ascii="Bahnschrift" w:hAnsi="Bahnschrift"/>
@@ -1856,7 +1780,6 @@
               </w:rPr>
               <w:t>loi_section</w:t>
             </w:r>
-            <w:proofErr w:type="spellEnd"/>
           </w:p>
         </w:tc>
         <w:tc>
@@ -1872,7 +1795,6 @@
                 <w:lang w:eastAsia="ru-RU"/>
               </w:rPr>
             </w:pPr>
-            <w:proofErr w:type="spellStart"/>
             <w:r>
               <w:rPr>
                 <w:rFonts w:ascii="Bahnschrift" w:hAnsi="Bahnschrift"/>
@@ -1880,7 +1802,6 @@
               </w:rPr>
               <w:t>LinkingOrder</w:t>
             </w:r>
-            <w:proofErr w:type="spellEnd"/>
             <w:r>
               <w:rPr>
                 <w:rFonts w:ascii="Bahnschrift" w:hAnsi="Bahnschrift"/>
@@ -1960,7 +1881,7 @@
                 <w:rFonts w:ascii="Bahnschrift" w:hAnsi="Bahnschrift"/>
                 <w:lang w:eastAsia="ru-RU"/>
               </w:rPr>
-              <w:t>2</w:t>
+              <w:t>3</w:t>
             </w:r>
           </w:p>
         </w:tc>
@@ -2023,7 +1944,6 @@
                 <w:lang w:val="en-US" w:eastAsia="ru-RU"/>
               </w:rPr>
             </w:pPr>
-            <w:proofErr w:type="spellStart"/>
             <w:r>
               <w:rPr>
                 <w:rFonts w:ascii="Bahnschrift" w:hAnsi="Bahnschrift"/>
@@ -2031,7 +1951,6 @@
               </w:rPr>
               <w:t>ci_section</w:t>
             </w:r>
-            <w:proofErr w:type="spellEnd"/>
           </w:p>
         </w:tc>
         <w:tc>
@@ -2126,7 +2045,7 @@
                 <w:rFonts w:ascii="Bahnschrift" w:hAnsi="Bahnschrift"/>
                 <w:lang w:eastAsia="ru-RU"/>
               </w:rPr>
-              <w:t>1</w:t>
+              <w:t>2</w:t>
             </w:r>
           </w:p>
         </w:tc>
@@ -2161,7 +2080,6 @@
                 <w:lang w:val="en-US" w:eastAsia="ru-RU"/>
               </w:rPr>
             </w:pPr>
-            <w:proofErr w:type="spellStart"/>
             <w:r>
               <w:rPr>
                 <w:rFonts w:ascii="Bahnschrift" w:hAnsi="Bahnschrift"/>
@@ -2169,7 +2087,6 @@
               </w:rPr>
               <w:t>si_section</w:t>
             </w:r>
-            <w:proofErr w:type="spellEnd"/>
           </w:p>
         </w:tc>
         <w:tc>
@@ -2264,7 +2181,7 @@
                 <w:rFonts w:ascii="Bahnschrift" w:hAnsi="Bahnschrift"/>
                 <w:lang w:eastAsia="ru-RU"/>
               </w:rPr>
-              <w:t>8</w:t>
+              <w:t>9</w:t>
             </w:r>
           </w:p>
         </w:tc>
@@ -2299,7 +2216,6 @@
                 <w:lang w:val="en-US" w:eastAsia="ru-RU"/>
               </w:rPr>
             </w:pPr>
-            <w:proofErr w:type="spellStart"/>
             <w:r>
               <w:rPr>
                 <w:rFonts w:ascii="Bahnschrift" w:hAnsi="Bahnschrift"/>
@@ -2307,7 +2223,6 @@
               </w:rPr>
               <w:t>di_section</w:t>
             </w:r>
-            <w:proofErr w:type="spellEnd"/>
           </w:p>
         </w:tc>
         <w:tc>
@@ -2402,7 +2317,7 @@
                 <w:rFonts w:ascii="Bahnschrift" w:hAnsi="Bahnschrift"/>
                 <w:lang w:eastAsia="ru-RU"/>
               </w:rPr>
-              <w:t>5</w:t>
+              <w:t>6</w:t>
             </w:r>
           </w:p>
         </w:tc>
@@ -2663,9 +2578,26 @@
           <w:szCs w:val="28"/>
           <w:lang w:eastAsia="ru-RU"/>
         </w:rPr>
-        <w:t xml:space="preserve">Порядок линковки - </w:t>
-      </w:r>
-      <w:proofErr w:type="spellStart"/>
+        <w:t xml:space="preserve">Порядок линковки </w:t>
+      </w:r>
+      <w:r>
+        <w:rPr>
+          <w:rFonts w:ascii="Bahnschrift" w:hAnsi="Bahnschrift"/>
+          <w:sz w:val="28"/>
+          <w:szCs w:val="28"/>
+          <w:lang w:eastAsia="ru-RU"/>
+        </w:rPr>
+        <w:t>–</w:t>
+      </w:r>
+      <w:r>
+        <w:rPr>
+          <w:rFonts w:ascii="Bahnschrift" w:hAnsi="Bahnschrift"/>
+          <w:sz w:val="28"/>
+          <w:szCs w:val="28"/>
+          <w:lang w:eastAsia="ru-RU"/>
+        </w:rPr>
+        <w:t xml:space="preserve"> </w:t>
+      </w:r>
       <w:r>
         <w:rPr>
           <w:rFonts w:ascii="Bahnschrift" w:hAnsi="Bahnschrift"/>
@@ -2675,7 +2607,6 @@
         </w:rPr>
         <w:t>linking_order</w:t>
       </w:r>
-      <w:proofErr w:type="spellEnd"/>
     </w:p>
     <w:p>
       <w:pPr>
@@ -2931,25 +2862,14 @@
                 <w:lang w:eastAsia="ru-RU"/>
               </w:rPr>
             </w:pPr>
-            <w:proofErr w:type="gramStart"/>
-            <w:r>
-              <w:rPr>
-                <w:rFonts w:ascii="Bahnschrift" w:hAnsi="Bahnschrift"/>
-                <w:sz w:val="28"/>
-                <w:szCs w:val="28"/>
-                <w:lang w:eastAsia="ru-RU"/>
-              </w:rPr>
-              <w:t>Тип(</w:t>
-            </w:r>
-            <w:proofErr w:type="gramEnd"/>
-            <w:r>
-              <w:rPr>
-                <w:rFonts w:ascii="Bahnschrift" w:hAnsi="Bahnschrift"/>
-                <w:sz w:val="28"/>
-                <w:szCs w:val="28"/>
-                <w:lang w:eastAsia="ru-RU"/>
-              </w:rPr>
-              <w:t>1 байт)</w:t>
+            <w:r>
+              <w:rPr>
+                <w:rFonts w:ascii="Bahnschrift" w:hAnsi="Bahnschrift"/>
+                <w:sz w:val="28"/>
+                <w:szCs w:val="28"/>
+                <w:lang w:eastAsia="ru-RU"/>
+              </w:rPr>
+              <w:t>Тип(1 байт)</w:t>
             </w:r>
           </w:p>
         </w:tc>
@@ -3067,8 +2987,6 @@
                 <w:lang w:val="en-US" w:eastAsia="ru-RU"/>
               </w:rPr>
             </w:pPr>
-            <w:proofErr w:type="spellStart"/>
-            <w:proofErr w:type="gramStart"/>
             <w:r>
               <w:rPr>
                 <w:rFonts w:ascii="Bahnschrift" w:hAnsi="Bahnschrift"/>
@@ -3078,8 +2996,6 @@
               </w:rPr>
               <w:t>data.offset</w:t>
             </w:r>
-            <w:proofErr w:type="spellEnd"/>
-            <w:proofErr w:type="gramEnd"/>
           </w:p>
         </w:tc>
         <w:tc>
@@ -3095,7 +3011,6 @@
                 <w:lang w:val="en-US" w:eastAsia="ru-RU"/>
               </w:rPr>
             </w:pPr>
-            <w:proofErr w:type="spellStart"/>
             <w:r>
               <w:rPr>
                 <w:rFonts w:ascii="Bahnschrift" w:hAnsi="Bahnschrift"/>
@@ -3105,7 +3020,6 @@
               </w:rPr>
               <w:t>lsize</w:t>
             </w:r>
-            <w:proofErr w:type="spellEnd"/>
           </w:p>
         </w:tc>
       </w:tr>
@@ -3174,19 +3088,24 @@
                 <w:lang w:val="en-US" w:eastAsia="ru-RU"/>
               </w:rPr>
             </w:pPr>
-            <w:proofErr w:type="spellStart"/>
-            <w:proofErr w:type="gramStart"/>
-            <w:r>
-              <w:rPr>
-                <w:rFonts w:ascii="Bahnschrift" w:hAnsi="Bahnschrift"/>
-                <w:sz w:val="28"/>
-                <w:szCs w:val="28"/>
-                <w:lang w:val="en-US" w:eastAsia="ru-RU"/>
-              </w:rPr>
-              <w:t>data.offset</w:t>
-            </w:r>
-            <w:proofErr w:type="spellEnd"/>
-            <w:proofErr w:type="gramEnd"/>
+            <w:r>
+              <w:rPr>
+                <w:rFonts w:ascii="Bahnschrift" w:hAnsi="Bahnschrift"/>
+                <w:sz w:val="28"/>
+                <w:szCs w:val="28"/>
+                <w:lang w:val="en-US" w:eastAsia="ru-RU"/>
+              </w:rPr>
+              <w:t xml:space="preserve">data.offset </w:t>
+            </w:r>
+            <w:r>
+              <w:rPr>
+                <w:rFonts w:ascii="Bahnschrift" w:hAnsi="Bahnschrift"/>
+                <w:sz w:val="28"/>
+                <w:szCs w:val="28"/>
+                <w:lang w:val="en-US" w:eastAsia="ru-RU"/>
+              </w:rPr>
+              <w:t>+</w:t>
+            </w:r>
             <w:r>
               <w:rPr>
                 <w:rFonts w:ascii="Bahnschrift" w:hAnsi="Bahnschrift"/>
@@ -3203,28 +3122,8 @@
                 <w:szCs w:val="28"/>
                 <w:lang w:val="en-US" w:eastAsia="ru-RU"/>
               </w:rPr>
-              <w:t>+</w:t>
-            </w:r>
-            <w:r>
-              <w:rPr>
-                <w:rFonts w:ascii="Bahnschrift" w:hAnsi="Bahnschrift"/>
-                <w:sz w:val="28"/>
-                <w:szCs w:val="28"/>
-                <w:lang w:val="en-US" w:eastAsia="ru-RU"/>
-              </w:rPr>
-              <w:t xml:space="preserve"> </w:t>
-            </w:r>
-            <w:proofErr w:type="spellStart"/>
-            <w:r>
-              <w:rPr>
-                <w:rFonts w:ascii="Bahnschrift" w:hAnsi="Bahnschrift"/>
-                <w:sz w:val="28"/>
-                <w:szCs w:val="28"/>
-                <w:lang w:val="en-US" w:eastAsia="ru-RU"/>
-              </w:rPr>
               <w:t>lsize</w:t>
             </w:r>
-            <w:proofErr w:type="spellEnd"/>
           </w:p>
         </w:tc>
         <w:tc>
@@ -3240,7 +3139,6 @@
                 <w:lang w:val="en-US" w:eastAsia="ru-RU"/>
               </w:rPr>
             </w:pPr>
-            <w:proofErr w:type="spellStart"/>
             <w:r>
               <w:rPr>
                 <w:rFonts w:ascii="Bahnschrift" w:hAnsi="Bahnschrift"/>
@@ -3250,7 +3148,6 @@
               </w:rPr>
               <w:t>csize</w:t>
             </w:r>
-            <w:proofErr w:type="spellEnd"/>
           </w:p>
         </w:tc>
       </w:tr>
@@ -3319,19 +3216,24 @@
                 <w:lang w:eastAsia="ru-RU"/>
               </w:rPr>
             </w:pPr>
-            <w:proofErr w:type="spellStart"/>
-            <w:proofErr w:type="gramStart"/>
-            <w:r>
-              <w:rPr>
-                <w:rFonts w:ascii="Bahnschrift" w:hAnsi="Bahnschrift"/>
-                <w:sz w:val="28"/>
-                <w:szCs w:val="28"/>
-                <w:lang w:val="en-US" w:eastAsia="ru-RU"/>
-              </w:rPr>
-              <w:t>data.offset</w:t>
-            </w:r>
-            <w:proofErr w:type="spellEnd"/>
-            <w:proofErr w:type="gramEnd"/>
+            <w:r>
+              <w:rPr>
+                <w:rFonts w:ascii="Bahnschrift" w:hAnsi="Bahnschrift"/>
+                <w:sz w:val="28"/>
+                <w:szCs w:val="28"/>
+                <w:lang w:val="en-US" w:eastAsia="ru-RU"/>
+              </w:rPr>
+              <w:t xml:space="preserve">data.offset </w:t>
+            </w:r>
+            <w:r>
+              <w:rPr>
+                <w:rFonts w:ascii="Bahnschrift" w:hAnsi="Bahnschrift"/>
+                <w:sz w:val="28"/>
+                <w:szCs w:val="28"/>
+                <w:lang w:val="en-US" w:eastAsia="ru-RU"/>
+              </w:rPr>
+              <w:t>+</w:t>
+            </w:r>
             <w:r>
               <w:rPr>
                 <w:rFonts w:ascii="Bahnschrift" w:hAnsi="Bahnschrift"/>
@@ -3348,6 +3250,24 @@
                 <w:szCs w:val="28"/>
                 <w:lang w:val="en-US" w:eastAsia="ru-RU"/>
               </w:rPr>
+              <w:t>lsize</w:t>
+            </w:r>
+            <w:r>
+              <w:rPr>
+                <w:rFonts w:ascii="Bahnschrift" w:hAnsi="Bahnschrift"/>
+                <w:sz w:val="28"/>
+                <w:szCs w:val="28"/>
+                <w:lang w:val="en-US" w:eastAsia="ru-RU"/>
+              </w:rPr>
+              <w:t xml:space="preserve"> </w:t>
+            </w:r>
+            <w:r>
+              <w:rPr>
+                <w:rFonts w:ascii="Bahnschrift" w:hAnsi="Bahnschrift"/>
+                <w:sz w:val="28"/>
+                <w:szCs w:val="28"/>
+                <w:lang w:val="en-US" w:eastAsia="ru-RU"/>
+              </w:rPr>
               <w:t>+</w:t>
             </w:r>
             <w:r>
@@ -3359,45 +3279,6 @@
               </w:rPr>
               <w:t xml:space="preserve"> </w:t>
             </w:r>
-            <w:proofErr w:type="spellStart"/>
-            <w:r>
-              <w:rPr>
-                <w:rFonts w:ascii="Bahnschrift" w:hAnsi="Bahnschrift"/>
-                <w:sz w:val="28"/>
-                <w:szCs w:val="28"/>
-                <w:lang w:val="en-US" w:eastAsia="ru-RU"/>
-              </w:rPr>
-              <w:t>lsize</w:t>
-            </w:r>
-            <w:proofErr w:type="spellEnd"/>
-            <w:r>
-              <w:rPr>
-                <w:rFonts w:ascii="Bahnschrift" w:hAnsi="Bahnschrift"/>
-                <w:sz w:val="28"/>
-                <w:szCs w:val="28"/>
-                <w:lang w:val="en-US" w:eastAsia="ru-RU"/>
-              </w:rPr>
-              <w:t xml:space="preserve"> </w:t>
-            </w:r>
-            <w:r>
-              <w:rPr>
-                <w:rFonts w:ascii="Bahnschrift" w:hAnsi="Bahnschrift"/>
-                <w:sz w:val="28"/>
-                <w:szCs w:val="28"/>
-                <w:lang w:val="en-US" w:eastAsia="ru-RU"/>
-              </w:rPr>
-              <w:t>+</w:t>
-            </w:r>
-            <w:r>
-              <w:rPr>
-                <w:rFonts w:ascii="Bahnschrift" w:hAnsi="Bahnschrift"/>
-                <w:sz w:val="28"/>
-                <w:szCs w:val="28"/>
-                <w:lang w:val="en-US" w:eastAsia="ru-RU"/>
-              </w:rPr>
-              <w:t xml:space="preserve"> </w:t>
-            </w:r>
-            <w:proofErr w:type="spellStart"/>
             <w:r>
               <w:rPr>
                 <w:rFonts w:ascii="Bahnschrift" w:hAnsi="Bahnschrift"/>
@@ -3407,7 +3288,6 @@
               </w:rPr>
               <w:t>csize</w:t>
             </w:r>
-            <w:proofErr w:type="spellEnd"/>
           </w:p>
         </w:tc>
         <w:tc>
@@ -3423,7 +3303,6 @@
                 <w:lang w:val="en-US" w:eastAsia="ru-RU"/>
               </w:rPr>
             </w:pPr>
-            <w:proofErr w:type="spellStart"/>
             <w:r>
               <w:rPr>
                 <w:rFonts w:ascii="Bahnschrift" w:hAnsi="Bahnschrift"/>
@@ -3433,7 +3312,6 @@
               </w:rPr>
               <w:t>ssize</w:t>
             </w:r>
-            <w:proofErr w:type="spellEnd"/>
           </w:p>
         </w:tc>
       </w:tr>
@@ -3502,19 +3380,24 @@
                 <w:lang w:val="en-US" w:eastAsia="ru-RU"/>
               </w:rPr>
             </w:pPr>
-            <w:proofErr w:type="spellStart"/>
-            <w:proofErr w:type="gramStart"/>
-            <w:r>
-              <w:rPr>
-                <w:rFonts w:ascii="Bahnschrift" w:hAnsi="Bahnschrift"/>
-                <w:sz w:val="28"/>
-                <w:szCs w:val="28"/>
-                <w:lang w:val="en-US" w:eastAsia="ru-RU"/>
-              </w:rPr>
-              <w:t>data.offset</w:t>
-            </w:r>
-            <w:proofErr w:type="spellEnd"/>
-            <w:proofErr w:type="gramEnd"/>
+            <w:r>
+              <w:rPr>
+                <w:rFonts w:ascii="Bahnschrift" w:hAnsi="Bahnschrift"/>
+                <w:sz w:val="28"/>
+                <w:szCs w:val="28"/>
+                <w:lang w:val="en-US" w:eastAsia="ru-RU"/>
+              </w:rPr>
+              <w:t xml:space="preserve">data.offset </w:t>
+            </w:r>
+            <w:r>
+              <w:rPr>
+                <w:rFonts w:ascii="Bahnschrift" w:hAnsi="Bahnschrift"/>
+                <w:sz w:val="28"/>
+                <w:szCs w:val="28"/>
+                <w:lang w:val="en-US" w:eastAsia="ru-RU"/>
+              </w:rPr>
+              <w:t>+</w:t>
+            </w:r>
             <w:r>
               <w:rPr>
                 <w:rFonts w:ascii="Bahnschrift" w:hAnsi="Bahnschrift"/>
@@ -3531,6 +3414,24 @@
                 <w:szCs w:val="28"/>
                 <w:lang w:val="en-US" w:eastAsia="ru-RU"/>
               </w:rPr>
+              <w:t>lsize</w:t>
+            </w:r>
+            <w:r>
+              <w:rPr>
+                <w:rFonts w:ascii="Bahnschrift" w:hAnsi="Bahnschrift"/>
+                <w:sz w:val="28"/>
+                <w:szCs w:val="28"/>
+                <w:lang w:val="en-US" w:eastAsia="ru-RU"/>
+              </w:rPr>
+              <w:t xml:space="preserve"> </w:t>
+            </w:r>
+            <w:r>
+              <w:rPr>
+                <w:rFonts w:ascii="Bahnschrift" w:hAnsi="Bahnschrift"/>
+                <w:sz w:val="28"/>
+                <w:szCs w:val="28"/>
+                <w:lang w:val="en-US" w:eastAsia="ru-RU"/>
+              </w:rPr>
               <w:t>+</w:t>
             </w:r>
             <w:r>
@@ -3542,17 +3443,15 @@
               </w:rPr>
               <w:t xml:space="preserve"> </w:t>
             </w:r>
-            <w:proofErr w:type="spellStart"/>
-            <w:r>
-              <w:rPr>
-                <w:rFonts w:ascii="Bahnschrift" w:hAnsi="Bahnschrift"/>
-                <w:sz w:val="28"/>
-                <w:szCs w:val="28"/>
-                <w:lang w:val="en-US" w:eastAsia="ru-RU"/>
-              </w:rPr>
-              <w:t>lsize</w:t>
-            </w:r>
-            <w:proofErr w:type="spellEnd"/>
+            <w:r>
+              <w:rPr>
+                <w:rFonts w:ascii="Bahnschrift" w:hAnsi="Bahnschrift"/>
+                <w:sz w:val="28"/>
+                <w:szCs w:val="28"/>
+                <w:lang w:val="en-US" w:eastAsia="ru-RU"/>
+              </w:rPr>
+              <w:t>csize</w:t>
+            </w:r>
             <w:r>
               <w:rPr>
                 <w:rFonts w:ascii="Bahnschrift" w:hAnsi="Bahnschrift"/>
@@ -3580,45 +3479,6 @@
               </w:rPr>
               <w:t xml:space="preserve"> </w:t>
             </w:r>
-            <w:proofErr w:type="spellStart"/>
-            <w:r>
-              <w:rPr>
-                <w:rFonts w:ascii="Bahnschrift" w:hAnsi="Bahnschrift"/>
-                <w:sz w:val="28"/>
-                <w:szCs w:val="28"/>
-                <w:lang w:val="en-US" w:eastAsia="ru-RU"/>
-              </w:rPr>
-              <w:t>csize</w:t>
-            </w:r>
-            <w:proofErr w:type="spellEnd"/>
-            <w:r>
-              <w:rPr>
-                <w:rFonts w:ascii="Bahnschrift" w:hAnsi="Bahnschrift"/>
-                <w:sz w:val="28"/>
-                <w:szCs w:val="28"/>
-                <w:lang w:val="en-US" w:eastAsia="ru-RU"/>
-              </w:rPr>
-              <w:t xml:space="preserve"> </w:t>
-            </w:r>
-            <w:r>
-              <w:rPr>
-                <w:rFonts w:ascii="Bahnschrift" w:hAnsi="Bahnschrift"/>
-                <w:sz w:val="28"/>
-                <w:szCs w:val="28"/>
-                <w:lang w:val="en-US" w:eastAsia="ru-RU"/>
-              </w:rPr>
-              <w:t>+</w:t>
-            </w:r>
-            <w:r>
-              <w:rPr>
-                <w:rFonts w:ascii="Bahnschrift" w:hAnsi="Bahnschrift"/>
-                <w:sz w:val="28"/>
-                <w:szCs w:val="28"/>
-                <w:lang w:val="en-US" w:eastAsia="ru-RU"/>
-              </w:rPr>
-              <w:t xml:space="preserve"> </w:t>
-            </w:r>
-            <w:proofErr w:type="spellStart"/>
             <w:r>
               <w:rPr>
                 <w:rFonts w:ascii="Bahnschrift" w:hAnsi="Bahnschrift"/>
@@ -3628,7 +3488,6 @@
               </w:rPr>
               <w:t>ssize</w:t>
             </w:r>
-            <w:proofErr w:type="spellEnd"/>
           </w:p>
         </w:tc>
         <w:tc>
@@ -3644,7 +3503,6 @@
                 <w:lang w:eastAsia="ru-RU"/>
               </w:rPr>
             </w:pPr>
-            <w:proofErr w:type="spellStart"/>
             <w:r>
               <w:rPr>
                 <w:rFonts w:ascii="Bahnschrift" w:hAnsi="Bahnschrift"/>
@@ -3654,7 +3512,6 @@
               </w:rPr>
               <w:t>dsize</w:t>
             </w:r>
-            <w:proofErr w:type="spellEnd"/>
           </w:p>
         </w:tc>
       </w:tr>
@@ -3769,19 +3626,8 @@
           <w:szCs w:val="28"/>
           <w:lang w:eastAsia="ru-RU"/>
         </w:rPr>
-        <w:t xml:space="preserve">к </w:t>
-      </w:r>
-      <w:proofErr w:type="spellStart"/>
-      <w:r>
-        <w:rPr>
-          <w:rFonts w:ascii="Bahnschrift" w:hAnsi="Bahnschrift"/>
-          <w:sz w:val="28"/>
-          <w:szCs w:val="28"/>
-          <w:lang w:eastAsia="ru-RU"/>
-        </w:rPr>
-        <w:t>module_file_prefix</w:t>
-      </w:r>
-      <w:proofErr w:type="spellEnd"/>
+        <w:t>к module_file_prefix</w:t>
+      </w:r>
       <w:r>
         <w:rPr>
           <w:rFonts w:ascii="Bahnschrift" w:hAnsi="Bahnschrift"/>
@@ -3827,7 +3673,6 @@
         </w:rPr>
         <w:t xml:space="preserve">– это и будет имя файла с кодом, который следует найти и загрузить, например, </w:t>
       </w:r>
-      <w:proofErr w:type="spellStart"/>
       <w:r>
         <w:rPr>
           <w:rFonts w:ascii="Bahnschrift" w:hAnsi="Bahnschrift"/>
@@ -3837,7 +3682,6 @@
         </w:rPr>
         <w:t>mslmodule</w:t>
       </w:r>
-      <w:proofErr w:type="spellEnd"/>
       <w:r>
         <w:rPr>
           <w:rFonts w:ascii="Bahnschrift" w:hAnsi="Bahnschrift"/>
@@ -3856,7 +3700,6 @@
         </w:rPr>
         <w:t>.</w:t>
       </w:r>
-      <w:proofErr w:type="spellStart"/>
       <w:r>
         <w:rPr>
           <w:rFonts w:ascii="Bahnschrift" w:hAnsi="Bahnschrift"/>
@@ -3866,7 +3709,6 @@
         </w:rPr>
         <w:t>mslco</w:t>
       </w:r>
-      <w:proofErr w:type="spellEnd"/>
       <w:r>
         <w:rPr>
           <w:rFonts w:ascii="Bahnschrift" w:hAnsi="Bahnschrift"/>
@@ -3885,7 +3727,6 @@
         </w:rPr>
         <w:t xml:space="preserve"> </w:t>
       </w:r>
-      <w:proofErr w:type="spellStart"/>
       <w:r>
         <w:rPr>
           <w:rFonts w:ascii="Bahnschrift" w:hAnsi="Bahnschrift"/>
@@ -3895,7 +3736,6 @@
         </w:rPr>
         <w:t>mslmodule</w:t>
       </w:r>
-      <w:proofErr w:type="spellEnd"/>
       <w:r>
         <w:rPr>
           <w:rFonts w:ascii="Bahnschrift" w:hAnsi="Bahnschrift"/>
@@ -3905,7 +3745,6 @@
         </w:rPr>
         <w:t>1.</w:t>
       </w:r>
-      <w:proofErr w:type="spellStart"/>
       <w:r>
         <w:rPr>
           <w:rFonts w:ascii="Bahnschrift" w:hAnsi="Bahnschrift"/>
@@ -3915,35 +3754,14 @@
         </w:rPr>
         <w:t>mslco</w:t>
       </w:r>
-      <w:proofErr w:type="spellEnd"/>
-      <w:r>
-        <w:rPr>
-          <w:rFonts w:ascii="Bahnschrift" w:hAnsi="Bahnschrift"/>
-          <w:sz w:val="28"/>
-          <w:szCs w:val="28"/>
-          <w:lang w:eastAsia="ru-RU"/>
-        </w:rPr>
-        <w:t xml:space="preserve"> и </w:t>
-      </w:r>
-      <w:proofErr w:type="spellStart"/>
-      <w:r>
-        <w:rPr>
-          <w:rFonts w:ascii="Bahnschrift" w:hAnsi="Bahnschrift"/>
-          <w:sz w:val="28"/>
-          <w:szCs w:val="28"/>
-          <w:lang w:eastAsia="ru-RU"/>
-        </w:rPr>
-        <w:t>тд</w:t>
-      </w:r>
-      <w:proofErr w:type="spellEnd"/>
-      <w:r>
-        <w:rPr>
-          <w:rFonts w:ascii="Bahnschrift" w:hAnsi="Bahnschrift"/>
-          <w:sz w:val="28"/>
-          <w:szCs w:val="28"/>
-          <w:lang w:eastAsia="ru-RU"/>
-        </w:rPr>
-        <w:t>.</w:t>
+      <w:r>
+        <w:rPr>
+          <w:rFonts w:ascii="Bahnschrift" w:hAnsi="Bahnschrift"/>
+          <w:sz w:val="28"/>
+          <w:szCs w:val="28"/>
+          <w:lang w:eastAsia="ru-RU"/>
+        </w:rPr>
+        <w:t xml:space="preserve"> и тд.</w:t>
       </w:r>
       <w:r>
         <w:rPr>
@@ -4069,27 +3887,7 @@
           <w:szCs w:val="28"/>
           <w:lang w:eastAsia="ru-RU"/>
         </w:rPr>
-        <w:t xml:space="preserve"> сторонний линкер не просто склейщик кода, а ещё и своеобразный транслятор в код платформы, считайте, что </w:t>
-      </w:r>
-      <w:proofErr w:type="spellStart"/>
-      <w:r>
-        <w:rPr>
-          <w:rFonts w:ascii="Bahnschrift" w:hAnsi="Bahnschrift"/>
-          <w:sz w:val="28"/>
-          <w:szCs w:val="28"/>
-          <w:lang w:eastAsia="ru-RU"/>
-        </w:rPr>
-        <w:t>платформозависимая</w:t>
-      </w:r>
-      <w:proofErr w:type="spellEnd"/>
-      <w:r>
-        <w:rPr>
-          <w:rFonts w:ascii="Bahnschrift" w:hAnsi="Bahnschrift"/>
-          <w:sz w:val="28"/>
-          <w:szCs w:val="28"/>
-          <w:lang w:eastAsia="ru-RU"/>
-        </w:rPr>
-        <w:t xml:space="preserve"> компиляция.</w:t>
+        <w:t xml:space="preserve"> сторонний линкер не просто склейщик кода, а ещё и своеобразный транслятор в код платформы, считайте, что платформозависимая компиляция.</w:t>
       </w:r>
     </w:p>
     <w:p>
@@ -4402,7 +4200,6 @@
                 <w:lang w:val="en-US" w:eastAsia="ru-RU"/>
               </w:rPr>
             </w:pPr>
-            <w:proofErr w:type="spellStart"/>
             <w:r>
               <w:rPr>
                 <w:rFonts w:ascii="Bahnschrift" w:hAnsi="Bahnschrift"/>
@@ -4412,7 +4209,6 @@
               </w:rPr>
               <w:t>nirinis</w:t>
             </w:r>
-            <w:proofErr w:type="spellEnd"/>
           </w:p>
         </w:tc>
       </w:tr>
@@ -5083,16 +4879,73 @@
           <w:lang w:eastAsia="ru-RU"/>
         </w:rPr>
       </w:pPr>
+      <w:r>
+        <w:rPr>
+          <w:rFonts w:ascii="Bahnschrift" w:hAnsi="Bahnschrift"/>
+          <w:sz w:val="28"/>
+          <w:szCs w:val="28"/>
+          <w:lang w:eastAsia="ru-RU"/>
+        </w:rPr>
+        <w:t xml:space="preserve">Кодовая база – это массив байтов, который представляет собой массив </w:t>
+      </w:r>
+      <w:r>
+        <w:rPr>
+          <w:rFonts w:ascii="Bahnschrift" w:hAnsi="Bahnschrift"/>
+          <w:sz w:val="28"/>
+          <w:szCs w:val="28"/>
+          <w:lang w:val="en-US" w:eastAsia="ru-RU"/>
+        </w:rPr>
+        <w:t>IR</w:t>
+      </w:r>
+      <w:r>
+        <w:rPr>
+          <w:rFonts w:ascii="Bahnschrift" w:hAnsi="Bahnschrift"/>
+          <w:sz w:val="28"/>
+          <w:szCs w:val="28"/>
+          <w:lang w:eastAsia="ru-RU"/>
+        </w:rPr>
+        <w:t xml:space="preserve"> байтовых команд. Смещение от начала кодовой базы – это смещение от первой команды (включительно).</w:t>
+      </w:r>
     </w:p>
     <w:p>
       <w:pPr>
         <w:rPr>
           <w:rFonts w:ascii="Bahnschrift" w:hAnsi="Bahnschrift"/>
-          <w:sz w:val="28"/>
-          <w:szCs w:val="28"/>
-          <w:lang w:eastAsia="ru-RU"/>
-        </w:rPr>
-      </w:pPr>
+          <w:b/>
+          <w:bCs/>
+          <w:i/>
+          <w:iCs/>
+          <w:sz w:val="28"/>
+          <w:szCs w:val="28"/>
+          <w:lang w:eastAsia="ru-RU"/>
+        </w:rPr>
+      </w:pPr>
+      <w:r>
+        <w:rPr>
+          <w:rFonts w:ascii="Bahnschrift" w:hAnsi="Bahnschrift"/>
+          <w:b/>
+          <w:bCs/>
+          <w:i/>
+          <w:iCs/>
+          <w:sz w:val="28"/>
+          <w:szCs w:val="28"/>
+          <w:lang w:eastAsia="ru-RU"/>
+        </w:rPr>
+        <w:t xml:space="preserve">Секция </w:t>
+      </w:r>
+      <w:r>
+        <w:rPr>
+          <w:rFonts w:ascii="Bahnschrift" w:hAnsi="Bahnschrift"/>
+          <w:b/>
+          <w:bCs/>
+          <w:i/>
+          <w:iCs/>
+          <w:sz w:val="28"/>
+          <w:szCs w:val="28"/>
+          <w:lang w:val="en-US" w:eastAsia="ru-RU"/>
+        </w:rPr>
+        <w:t>Debug</w:t>
+      </w:r>
     </w:p>
     <w:p>
       <w:pPr>
@@ -5103,6 +4956,15 @@
           <w:lang w:eastAsia="ru-RU"/>
         </w:rPr>
       </w:pPr>
+      <w:r>
+        <w:rPr>
+          <w:rFonts w:ascii="Bahnschrift" w:hAnsi="Bahnschrift"/>
+          <w:sz w:val="28"/>
+          <w:szCs w:val="28"/>
+          <w:lang w:eastAsia="ru-RU"/>
+        </w:rPr>
+        <w:t>Не определено</w:t>
+      </w:r>
     </w:p>
     <w:p>
       <w:pPr>
@@ -5114,6 +4976,2198 @@
         </w:rPr>
       </w:pPr>
     </w:p>
+    <w:p>
+      <w:pPr>
+        <w:rPr>
+          <w:rFonts w:ascii="Bahnschrift" w:hAnsi="Bahnschrift"/>
+          <w:sz w:val="28"/>
+          <w:szCs w:val="28"/>
+          <w:lang w:eastAsia="ru-RU"/>
+        </w:rPr>
+      </w:pPr>
+    </w:p>
+    <w:p>
+      <w:pPr>
+        <w:rPr>
+          <w:rFonts w:ascii="Bahnschrift" w:hAnsi="Bahnschrift"/>
+          <w:sz w:val="28"/>
+          <w:szCs w:val="28"/>
+          <w:lang w:eastAsia="ru-RU"/>
+        </w:rPr>
+      </w:pPr>
+    </w:p>
+    <w:p>
+      <w:pPr>
+        <w:pStyle w:val="2"/>
+        <w:rPr>
+          <w:rFonts w:ascii="Bahnschrift" w:hAnsi="Bahnschrift"/>
+          <w:sz w:val="32"/>
+          <w:szCs w:val="32"/>
+          <w:lang w:eastAsia="ru-RU"/>
+        </w:rPr>
+      </w:pPr>
+      <w:r>
+        <w:rPr>
+          <w:rFonts w:ascii="Bahnschrift" w:hAnsi="Bahnschrift"/>
+          <w:sz w:val="32"/>
+          <w:szCs w:val="32"/>
+          <w:lang w:val="en-US" w:eastAsia="ru-RU"/>
+        </w:rPr>
+        <w:t>MSL</w:t>
+      </w:r>
+      <w:r>
+        <w:rPr>
+          <w:rFonts w:ascii="Bahnschrift" w:hAnsi="Bahnschrift"/>
+          <w:sz w:val="32"/>
+          <w:szCs w:val="32"/>
+          <w:lang w:val="en-US" w:eastAsia="ru-RU"/>
+        </w:rPr>
+        <w:t>C</w:t>
+      </w:r>
+      <w:r>
+        <w:rPr>
+          <w:rFonts w:ascii="Bahnschrift" w:hAnsi="Bahnschrift"/>
+          <w:sz w:val="32"/>
+          <w:szCs w:val="32"/>
+          <w:lang w:val="en-US" w:eastAsia="ru-RU"/>
+        </w:rPr>
+        <w:t>O</w:t>
+      </w:r>
+    </w:p>
+    <w:p>
+      <w:pPr>
+        <w:rPr>
+          <w:rFonts w:ascii="Bahnschrift" w:hAnsi="Bahnschrift"/>
+          <w:sz w:val="28"/>
+          <w:szCs w:val="28"/>
+          <w:lang w:eastAsia="ru-RU"/>
+        </w:rPr>
+      </w:pPr>
+      <w:r>
+        <w:rPr>
+          <w:rFonts w:ascii="Bahnschrift" w:hAnsi="Bahnschrift"/>
+          <w:sz w:val="28"/>
+          <w:szCs w:val="28"/>
+          <w:lang w:val="en-US" w:eastAsia="ru-RU"/>
+        </w:rPr>
+        <w:t>MSL</w:t>
+      </w:r>
+      <w:r>
+        <w:rPr>
+          <w:rFonts w:ascii="Bahnschrift" w:hAnsi="Bahnschrift"/>
+          <w:sz w:val="28"/>
+          <w:szCs w:val="28"/>
+          <w:lang w:eastAsia="ru-RU"/>
+        </w:rPr>
+        <w:t xml:space="preserve"> </w:t>
+      </w:r>
+      <w:r>
+        <w:rPr>
+          <w:rFonts w:ascii="Bahnschrift" w:hAnsi="Bahnschrift"/>
+          <w:sz w:val="28"/>
+          <w:szCs w:val="28"/>
+          <w:lang w:val="en-US" w:eastAsia="ru-RU"/>
+        </w:rPr>
+        <w:t>Code</w:t>
+      </w:r>
+      <w:r>
+        <w:rPr>
+          <w:rFonts w:ascii="Bahnschrift" w:hAnsi="Bahnschrift"/>
+          <w:sz w:val="28"/>
+          <w:szCs w:val="28"/>
+          <w:lang w:eastAsia="ru-RU"/>
+        </w:rPr>
+        <w:t xml:space="preserve"> </w:t>
+      </w:r>
+      <w:r>
+        <w:rPr>
+          <w:rFonts w:ascii="Bahnschrift" w:hAnsi="Bahnschrift"/>
+          <w:sz w:val="28"/>
+          <w:szCs w:val="28"/>
+          <w:lang w:val="en-US" w:eastAsia="ru-RU"/>
+        </w:rPr>
+        <w:t>Object</w:t>
+      </w:r>
+      <w:r>
+        <w:rPr>
+          <w:rFonts w:ascii="Bahnschrift" w:hAnsi="Bahnschrift"/>
+          <w:sz w:val="28"/>
+          <w:szCs w:val="28"/>
+          <w:lang w:eastAsia="ru-RU"/>
+        </w:rPr>
+        <w:t xml:space="preserve"> – </w:t>
+      </w:r>
+      <w:r>
+        <w:rPr>
+          <w:rFonts w:ascii="Bahnschrift" w:hAnsi="Bahnschrift"/>
+          <w:sz w:val="28"/>
+          <w:szCs w:val="28"/>
+          <w:lang w:eastAsia="ru-RU"/>
+        </w:rPr>
+        <w:t>кодовый</w:t>
+      </w:r>
+      <w:r>
+        <w:rPr>
+          <w:rFonts w:ascii="Bahnschrift" w:hAnsi="Bahnschrift"/>
+          <w:sz w:val="28"/>
+          <w:szCs w:val="28"/>
+          <w:lang w:eastAsia="ru-RU"/>
+        </w:rPr>
+        <w:t xml:space="preserve"> </w:t>
+      </w:r>
+      <w:r>
+        <w:rPr>
+          <w:rFonts w:ascii="Bahnschrift" w:hAnsi="Bahnschrift"/>
+          <w:sz w:val="28"/>
+          <w:szCs w:val="28"/>
+          <w:lang w:eastAsia="ru-RU"/>
+        </w:rPr>
+        <w:t>объектный</w:t>
+      </w:r>
+      <w:r>
+        <w:rPr>
+          <w:rFonts w:ascii="Bahnschrift" w:hAnsi="Bahnschrift"/>
+          <w:sz w:val="28"/>
+          <w:szCs w:val="28"/>
+          <w:lang w:eastAsia="ru-RU"/>
+        </w:rPr>
+        <w:t xml:space="preserve"> </w:t>
+      </w:r>
+      <w:r>
+        <w:rPr>
+          <w:rFonts w:ascii="Bahnschrift" w:hAnsi="Bahnschrift"/>
+          <w:sz w:val="28"/>
+          <w:szCs w:val="28"/>
+          <w:lang w:eastAsia="ru-RU"/>
+        </w:rPr>
+        <w:t>файл</w:t>
+      </w:r>
+      <w:r>
+        <w:rPr>
+          <w:rFonts w:ascii="Bahnschrift" w:hAnsi="Bahnschrift"/>
+          <w:sz w:val="28"/>
+          <w:szCs w:val="28"/>
+          <w:lang w:eastAsia="ru-RU"/>
+        </w:rPr>
+        <w:t xml:space="preserve">. </w:t>
+      </w:r>
+      <w:r>
+        <w:rPr>
+          <w:rFonts w:ascii="Bahnschrift" w:hAnsi="Bahnschrift"/>
+          <w:sz w:val="28"/>
+          <w:szCs w:val="28"/>
+          <w:lang w:eastAsia="ru-RU"/>
+        </w:rPr>
+        <w:t xml:space="preserve">Он содержит в себе </w:t>
+      </w:r>
+      <w:r>
+        <w:rPr>
+          <w:rFonts w:ascii="Bahnschrift" w:hAnsi="Bahnschrift"/>
+          <w:sz w:val="28"/>
+          <w:szCs w:val="28"/>
+          <w:lang w:val="en-US" w:eastAsia="ru-RU"/>
+        </w:rPr>
+        <w:t>IR</w:t>
+      </w:r>
+      <w:r>
+        <w:rPr>
+          <w:rFonts w:ascii="Bahnschrift" w:hAnsi="Bahnschrift"/>
+          <w:sz w:val="28"/>
+          <w:szCs w:val="28"/>
+          <w:lang w:eastAsia="ru-RU"/>
+        </w:rPr>
+        <w:t xml:space="preserve"> байт код.</w:t>
+      </w:r>
+      <w:r>
+        <w:rPr>
+          <w:rFonts w:ascii="Bahnschrift" w:hAnsi="Bahnschrift"/>
+          <w:sz w:val="28"/>
+          <w:szCs w:val="28"/>
+          <w:lang w:eastAsia="ru-RU"/>
+        </w:rPr>
+        <w:t xml:space="preserve"> Количество файлов неограниченно.</w:t>
+      </w:r>
+    </w:p>
+    <w:p>
+      <w:pPr>
+        <w:rPr>
+          <w:rFonts w:ascii="Bahnschrift" w:hAnsi="Bahnschrift"/>
+          <w:sz w:val="28"/>
+          <w:szCs w:val="28"/>
+          <w:lang w:eastAsia="ru-RU"/>
+        </w:rPr>
+      </w:pPr>
+      <w:r>
+        <w:rPr>
+          <w:rFonts w:ascii="Bahnschrift" w:hAnsi="Bahnschrift"/>
+          <w:sz w:val="28"/>
+          <w:szCs w:val="28"/>
+          <w:lang w:eastAsia="ru-RU"/>
+        </w:rPr>
+        <w:t>Структура файла показана в таблице ниже</w:t>
+      </w:r>
+    </w:p>
+    <w:tbl>
+      <w:tblPr>
+        <w:tblStyle w:val="a6"/>
+        <w:tblW w:w="10489" w:type="dxa"/>
+        <w:tblLook w:val="04A0" w:firstRow="1" w:lastRow="0" w:firstColumn="1" w:lastColumn="0" w:noHBand="0" w:noVBand="1"/>
+      </w:tblPr>
+      <w:tblGrid>
+        <w:gridCol w:w="2021"/>
+        <w:gridCol w:w="1994"/>
+        <w:gridCol w:w="1446"/>
+        <w:gridCol w:w="991"/>
+        <w:gridCol w:w="1667"/>
+        <w:gridCol w:w="2370"/>
+      </w:tblGrid>
+      <w:tr>
+        <w:trPr>
+          <w:trHeight w:val="91"/>
+        </w:trPr>
+        <w:tc>
+          <w:tcPr>
+            <w:tcW w:w="2021" w:type="dxa"/>
+            <w:vAlign w:val="center"/>
+          </w:tcPr>
+          <w:p>
+            <w:pPr>
+              <w:jc w:val="center"/>
+              <w:rPr>
+                <w:rFonts w:ascii="Bahnschrift" w:hAnsi="Bahnschrift"/>
+                <w:lang w:eastAsia="ru-RU"/>
+              </w:rPr>
+            </w:pPr>
+            <w:r>
+              <w:rPr>
+                <w:rFonts w:ascii="Bahnschrift" w:hAnsi="Bahnschrift"/>
+                <w:lang w:eastAsia="ru-RU"/>
+              </w:rPr>
+              <w:t>Поле</w:t>
+            </w:r>
+          </w:p>
+        </w:tc>
+        <w:tc>
+          <w:tcPr>
+            <w:tcW w:w="1994" w:type="dxa"/>
+            <w:vAlign w:val="center"/>
+          </w:tcPr>
+          <w:p>
+            <w:pPr>
+              <w:jc w:val="center"/>
+              <w:rPr>
+                <w:rFonts w:ascii="Bahnschrift" w:hAnsi="Bahnschrift"/>
+                <w:lang w:eastAsia="ru-RU"/>
+              </w:rPr>
+            </w:pPr>
+            <w:r>
+              <w:rPr>
+                <w:rFonts w:ascii="Bahnschrift" w:hAnsi="Bahnschrift"/>
+                <w:lang w:eastAsia="ru-RU"/>
+              </w:rPr>
+              <w:t>Описание</w:t>
+            </w:r>
+          </w:p>
+        </w:tc>
+        <w:tc>
+          <w:tcPr>
+            <w:tcW w:w="1446" w:type="dxa"/>
+            <w:vAlign w:val="center"/>
+          </w:tcPr>
+          <w:p>
+            <w:pPr>
+              <w:jc w:val="center"/>
+              <w:rPr>
+                <w:rFonts w:ascii="Bahnschrift" w:hAnsi="Bahnschrift"/>
+                <w:lang w:eastAsia="ru-RU"/>
+              </w:rPr>
+            </w:pPr>
+            <w:r>
+              <w:rPr>
+                <w:rFonts w:ascii="Bahnschrift" w:hAnsi="Bahnschrift"/>
+                <w:lang w:eastAsia="ru-RU"/>
+              </w:rPr>
+              <w:t>Значение</w:t>
+            </w:r>
+          </w:p>
+        </w:tc>
+        <w:tc>
+          <w:tcPr>
+            <w:tcW w:w="991" w:type="dxa"/>
+            <w:vAlign w:val="center"/>
+          </w:tcPr>
+          <w:p>
+            <w:pPr>
+              <w:jc w:val="center"/>
+              <w:rPr>
+                <w:rFonts w:ascii="Bahnschrift" w:hAnsi="Bahnschrift"/>
+                <w:lang w:eastAsia="ru-RU"/>
+              </w:rPr>
+            </w:pPr>
+            <w:r>
+              <w:rPr>
+                <w:rFonts w:ascii="Bahnschrift" w:hAnsi="Bahnschrift"/>
+                <w:lang w:eastAsia="ru-RU"/>
+              </w:rPr>
+              <w:t>Размер (в байтах)</w:t>
+            </w:r>
+          </w:p>
+        </w:tc>
+        <w:tc>
+          <w:tcPr>
+            <w:tcW w:w="1667" w:type="dxa"/>
+            <w:vAlign w:val="center"/>
+          </w:tcPr>
+          <w:p>
+            <w:pPr>
+              <w:jc w:val="center"/>
+              <w:rPr>
+                <w:rFonts w:ascii="Bahnschrift" w:hAnsi="Bahnschrift"/>
+                <w:lang w:eastAsia="ru-RU"/>
+              </w:rPr>
+            </w:pPr>
+            <w:r>
+              <w:rPr>
+                <w:rFonts w:ascii="Bahnschrift" w:hAnsi="Bahnschrift"/>
+                <w:lang w:eastAsia="ru-RU"/>
+              </w:rPr>
+              <w:t>Смещение относительно начала (в байтах)</w:t>
+            </w:r>
+          </w:p>
+        </w:tc>
+        <w:tc>
+          <w:tcPr>
+            <w:tcW w:w="2370" w:type="dxa"/>
+            <w:vAlign w:val="center"/>
+          </w:tcPr>
+          <w:p>
+            <w:pPr>
+              <w:jc w:val="center"/>
+              <w:rPr>
+                <w:rFonts w:ascii="Bahnschrift" w:hAnsi="Bahnschrift"/>
+                <w:lang w:eastAsia="ru-RU"/>
+              </w:rPr>
+            </w:pPr>
+            <w:r>
+              <w:rPr>
+                <w:rFonts w:ascii="Bahnschrift" w:hAnsi="Bahnschrift"/>
+                <w:lang w:eastAsia="ru-RU"/>
+              </w:rPr>
+              <w:t>Часть файла</w:t>
+            </w:r>
+          </w:p>
+        </w:tc>
+      </w:tr>
+      <w:tr>
+        <w:trPr>
+          <w:trHeight w:val="27"/>
+        </w:trPr>
+        <w:tc>
+          <w:tcPr>
+            <w:tcW w:w="2021" w:type="dxa"/>
+            <w:vAlign w:val="center"/>
+          </w:tcPr>
+          <w:p>
+            <w:pPr>
+              <w:jc w:val="center"/>
+              <w:rPr>
+                <w:rFonts w:ascii="Bahnschrift" w:hAnsi="Bahnschrift"/>
+                <w:lang w:eastAsia="ru-RU"/>
+              </w:rPr>
+            </w:pPr>
+            <w:r>
+              <w:rPr>
+                <w:rFonts w:ascii="Bahnschrift" w:hAnsi="Bahnschrift"/>
+                <w:lang w:val="en-US" w:eastAsia="ru-RU"/>
+              </w:rPr>
+              <w:t>magic</w:t>
+            </w:r>
+          </w:p>
+        </w:tc>
+        <w:tc>
+          <w:tcPr>
+            <w:tcW w:w="1994" w:type="dxa"/>
+            <w:vAlign w:val="center"/>
+          </w:tcPr>
+          <w:p>
+            <w:pPr>
+              <w:jc w:val="center"/>
+              <w:rPr>
+                <w:rFonts w:ascii="Bahnschrift" w:hAnsi="Bahnschrift"/>
+                <w:lang w:eastAsia="ru-RU"/>
+              </w:rPr>
+            </w:pPr>
+            <w:r>
+              <w:rPr>
+                <w:rFonts w:ascii="Bahnschrift" w:hAnsi="Bahnschrift"/>
+                <w:lang w:eastAsia="ru-RU"/>
+              </w:rPr>
+              <w:t>Формат файла</w:t>
+            </w:r>
+          </w:p>
+        </w:tc>
+        <w:tc>
+          <w:tcPr>
+            <w:tcW w:w="1446" w:type="dxa"/>
+            <w:vAlign w:val="center"/>
+          </w:tcPr>
+          <w:p>
+            <w:pPr>
+              <w:jc w:val="center"/>
+              <w:rPr>
+                <w:rFonts w:ascii="Bahnschrift" w:hAnsi="Bahnschrift"/>
+                <w:lang w:val="en-US" w:eastAsia="ru-RU"/>
+              </w:rPr>
+            </w:pPr>
+            <w:r>
+              <w:rPr>
+                <w:rFonts w:ascii="Bahnschrift" w:hAnsi="Bahnschrift"/>
+                <w:lang w:val="en-US" w:eastAsia="ru-RU"/>
+              </w:rPr>
+              <w:t>MSL</w:t>
+            </w:r>
+            <w:r>
+              <w:rPr>
+                <w:rFonts w:ascii="Bahnschrift" w:hAnsi="Bahnschrift"/>
+                <w:lang w:eastAsia="ru-RU"/>
+              </w:rPr>
+              <w:t>С</w:t>
+            </w:r>
+            <w:r>
+              <w:rPr>
+                <w:rFonts w:ascii="Bahnschrift" w:hAnsi="Bahnschrift"/>
+                <w:lang w:val="en-US" w:eastAsia="ru-RU"/>
+              </w:rPr>
+              <w:t>O</w:t>
+            </w:r>
+          </w:p>
+        </w:tc>
+        <w:tc>
+          <w:tcPr>
+            <w:tcW w:w="991" w:type="dxa"/>
+            <w:vAlign w:val="center"/>
+          </w:tcPr>
+          <w:p>
+            <w:pPr>
+              <w:jc w:val="center"/>
+              <w:rPr>
+                <w:rFonts w:ascii="Bahnschrift" w:hAnsi="Bahnschrift"/>
+                <w:lang w:eastAsia="ru-RU"/>
+              </w:rPr>
+            </w:pPr>
+            <w:r>
+              <w:rPr>
+                <w:rFonts w:ascii="Bahnschrift" w:hAnsi="Bahnschrift"/>
+                <w:lang w:eastAsia="ru-RU"/>
+              </w:rPr>
+              <w:t>5</w:t>
+            </w:r>
+          </w:p>
+        </w:tc>
+        <w:tc>
+          <w:tcPr>
+            <w:tcW w:w="1667" w:type="dxa"/>
+            <w:vAlign w:val="center"/>
+          </w:tcPr>
+          <w:p>
+            <w:pPr>
+              <w:jc w:val="center"/>
+              <w:rPr>
+                <w:rFonts w:ascii="Bahnschrift" w:hAnsi="Bahnschrift"/>
+                <w:lang w:val="en-US" w:eastAsia="ru-RU"/>
+              </w:rPr>
+            </w:pPr>
+            <w:r>
+              <w:rPr>
+                <w:rFonts w:ascii="Bahnschrift" w:hAnsi="Bahnschrift"/>
+                <w:lang w:val="en-US" w:eastAsia="ru-RU"/>
+              </w:rPr>
+              <w:t>0</w:t>
+            </w:r>
+          </w:p>
+        </w:tc>
+        <w:tc>
+          <w:tcPr>
+            <w:tcW w:w="2370" w:type="dxa"/>
+            <w:vMerge w:val="restart"/>
+            <w:vAlign w:val="center"/>
+          </w:tcPr>
+          <w:p>
+            <w:pPr>
+              <w:jc w:val="center"/>
+              <w:rPr>
+                <w:rFonts w:ascii="Bahnschrift" w:hAnsi="Bahnschrift"/>
+                <w:lang w:eastAsia="ru-RU"/>
+              </w:rPr>
+            </w:pPr>
+            <w:r>
+              <w:rPr>
+                <w:rFonts w:ascii="Bahnschrift" w:hAnsi="Bahnschrift"/>
+                <w:lang w:val="en-US" w:eastAsia="ru-RU"/>
+              </w:rPr>
+              <w:t>HEADER/</w:t>
+            </w:r>
+            <w:r>
+              <w:rPr>
+                <w:rFonts w:ascii="Bahnschrift" w:hAnsi="Bahnschrift"/>
+                <w:lang w:eastAsia="ru-RU"/>
+              </w:rPr>
+              <w:t>Заголовок</w:t>
+            </w:r>
+          </w:p>
+        </w:tc>
+      </w:tr>
+      <w:tr>
+        <w:trPr>
+          <w:trHeight w:val="28"/>
+        </w:trPr>
+        <w:tc>
+          <w:tcPr>
+            <w:tcW w:w="2021" w:type="dxa"/>
+            <w:vAlign w:val="center"/>
+          </w:tcPr>
+          <w:p>
+            <w:pPr>
+              <w:jc w:val="center"/>
+              <w:rPr>
+                <w:rFonts w:ascii="Bahnschrift" w:hAnsi="Bahnschrift"/>
+                <w:lang w:eastAsia="ru-RU"/>
+              </w:rPr>
+            </w:pPr>
+            <w:r>
+              <w:rPr>
+                <w:rFonts w:ascii="Bahnschrift" w:hAnsi="Bahnschrift"/>
+                <w:lang w:val="en-US" w:eastAsia="ru-RU"/>
+              </w:rPr>
+              <w:t>version</w:t>
+            </w:r>
+          </w:p>
+        </w:tc>
+        <w:tc>
+          <w:tcPr>
+            <w:tcW w:w="1994" w:type="dxa"/>
+            <w:vAlign w:val="center"/>
+          </w:tcPr>
+          <w:p>
+            <w:pPr>
+              <w:jc w:val="center"/>
+              <w:rPr>
+                <w:rFonts w:ascii="Bahnschrift" w:hAnsi="Bahnschrift"/>
+                <w:lang w:eastAsia="ru-RU"/>
+              </w:rPr>
+            </w:pPr>
+            <w:r>
+              <w:rPr>
+                <w:rFonts w:ascii="Bahnschrift" w:hAnsi="Bahnschrift"/>
+                <w:lang w:eastAsia="ru-RU"/>
+              </w:rPr>
+              <w:t>Версия</w:t>
+            </w:r>
+          </w:p>
+        </w:tc>
+        <w:tc>
+          <w:tcPr>
+            <w:tcW w:w="1446" w:type="dxa"/>
+            <w:vAlign w:val="center"/>
+          </w:tcPr>
+          <w:p>
+            <w:pPr>
+              <w:jc w:val="center"/>
+              <w:rPr>
+                <w:rFonts w:ascii="Bahnschrift" w:hAnsi="Bahnschrift"/>
+                <w:lang w:eastAsia="ru-RU"/>
+              </w:rPr>
+            </w:pPr>
+            <w:r>
+              <w:rPr>
+                <w:rFonts w:ascii="Bahnschrift" w:hAnsi="Bahnschrift"/>
+                <w:lang w:eastAsia="ru-RU"/>
+              </w:rPr>
+              <w:t>1.0</w:t>
+            </w:r>
+          </w:p>
+        </w:tc>
+        <w:tc>
+          <w:tcPr>
+            <w:tcW w:w="991" w:type="dxa"/>
+            <w:vAlign w:val="center"/>
+          </w:tcPr>
+          <w:p>
+            <w:pPr>
+              <w:jc w:val="center"/>
+              <w:rPr>
+                <w:rFonts w:ascii="Bahnschrift" w:hAnsi="Bahnschrift"/>
+                <w:lang w:eastAsia="ru-RU"/>
+              </w:rPr>
+            </w:pPr>
+            <w:r>
+              <w:rPr>
+                <w:rFonts w:ascii="Bahnschrift" w:hAnsi="Bahnschrift"/>
+                <w:lang w:eastAsia="ru-RU"/>
+              </w:rPr>
+              <w:t>4</w:t>
+            </w:r>
+          </w:p>
+        </w:tc>
+        <w:tc>
+          <w:tcPr>
+            <w:tcW w:w="1667" w:type="dxa"/>
+            <w:vAlign w:val="center"/>
+          </w:tcPr>
+          <w:p>
+            <w:pPr>
+              <w:jc w:val="center"/>
+              <w:rPr>
+                <w:rFonts w:ascii="Bahnschrift" w:hAnsi="Bahnschrift"/>
+                <w:lang w:eastAsia="ru-RU"/>
+              </w:rPr>
+            </w:pPr>
+            <w:r>
+              <w:rPr>
+                <w:rFonts w:ascii="Bahnschrift" w:hAnsi="Bahnschrift"/>
+                <w:lang w:eastAsia="ru-RU"/>
+              </w:rPr>
+              <w:t>5</w:t>
+            </w:r>
+          </w:p>
+        </w:tc>
+        <w:tc>
+          <w:tcPr>
+            <w:tcW w:w="2370" w:type="dxa"/>
+            <w:vMerge/>
+            <w:vAlign w:val="center"/>
+          </w:tcPr>
+          <w:p>
+            <w:pPr>
+              <w:rPr>
+                <w:rFonts w:ascii="Bahnschrift" w:hAnsi="Bahnschrift"/>
+                <w:lang w:eastAsia="ru-RU"/>
+              </w:rPr>
+            </w:pPr>
+          </w:p>
+        </w:tc>
+      </w:tr>
+      <w:tr>
+        <w:trPr>
+          <w:trHeight w:val="54"/>
+        </w:trPr>
+        <w:tc>
+          <w:tcPr>
+            <w:tcW w:w="2021" w:type="dxa"/>
+            <w:vAlign w:val="center"/>
+          </w:tcPr>
+          <w:p>
+            <w:pPr>
+              <w:jc w:val="center"/>
+              <w:rPr>
+                <w:rFonts w:ascii="Bahnschrift" w:hAnsi="Bahnschrift"/>
+                <w:lang w:eastAsia="ru-RU"/>
+              </w:rPr>
+            </w:pPr>
+            <w:r>
+              <w:rPr>
+                <w:rFonts w:ascii="Bahnschrift" w:hAnsi="Bahnschrift"/>
+                <w:lang w:val="en-US" w:eastAsia="ru-RU"/>
+              </w:rPr>
+              <w:t>flags</w:t>
+            </w:r>
+          </w:p>
+        </w:tc>
+        <w:tc>
+          <w:tcPr>
+            <w:tcW w:w="1994" w:type="dxa"/>
+            <w:vAlign w:val="center"/>
+          </w:tcPr>
+          <w:p>
+            <w:pPr>
+              <w:jc w:val="center"/>
+              <w:rPr>
+                <w:rFonts w:ascii="Bahnschrift" w:hAnsi="Bahnschrift"/>
+                <w:lang w:eastAsia="ru-RU"/>
+              </w:rPr>
+            </w:pPr>
+            <w:r>
+              <w:rPr>
+                <w:rFonts w:ascii="Bahnschrift" w:hAnsi="Bahnschrift"/>
+                <w:lang w:eastAsia="ru-RU"/>
+              </w:rPr>
+              <w:t>Флаги (пока не используется)</w:t>
+            </w:r>
+          </w:p>
+        </w:tc>
+        <w:tc>
+          <w:tcPr>
+            <w:tcW w:w="1446" w:type="dxa"/>
+            <w:vAlign w:val="center"/>
+          </w:tcPr>
+          <w:p>
+            <w:pPr>
+              <w:jc w:val="center"/>
+              <w:rPr>
+                <w:rFonts w:ascii="Bahnschrift" w:hAnsi="Bahnschrift"/>
+                <w:lang w:eastAsia="ru-RU"/>
+              </w:rPr>
+            </w:pPr>
+            <w:r>
+              <w:rPr>
+                <w:rFonts w:ascii="Bahnschrift" w:hAnsi="Bahnschrift"/>
+                <w:lang w:eastAsia="ru-RU"/>
+              </w:rPr>
+              <w:t>0</w:t>
+            </w:r>
+          </w:p>
+        </w:tc>
+        <w:tc>
+          <w:tcPr>
+            <w:tcW w:w="991" w:type="dxa"/>
+            <w:vAlign w:val="center"/>
+          </w:tcPr>
+          <w:p>
+            <w:pPr>
+              <w:jc w:val="center"/>
+              <w:rPr>
+                <w:rFonts w:ascii="Bahnschrift" w:hAnsi="Bahnschrift"/>
+                <w:lang w:eastAsia="ru-RU"/>
+              </w:rPr>
+            </w:pPr>
+            <w:r>
+              <w:rPr>
+                <w:rFonts w:ascii="Bahnschrift" w:hAnsi="Bahnschrift"/>
+                <w:lang w:eastAsia="ru-RU"/>
+              </w:rPr>
+              <w:t>2</w:t>
+            </w:r>
+          </w:p>
+        </w:tc>
+        <w:tc>
+          <w:tcPr>
+            <w:tcW w:w="1667" w:type="dxa"/>
+            <w:vAlign w:val="center"/>
+          </w:tcPr>
+          <w:p>
+            <w:pPr>
+              <w:jc w:val="center"/>
+              <w:rPr>
+                <w:rFonts w:ascii="Bahnschrift" w:hAnsi="Bahnschrift"/>
+                <w:lang w:eastAsia="ru-RU"/>
+              </w:rPr>
+            </w:pPr>
+            <w:r>
+              <w:rPr>
+                <w:rFonts w:ascii="Bahnschrift" w:hAnsi="Bahnschrift"/>
+                <w:lang w:eastAsia="ru-RU"/>
+              </w:rPr>
+              <w:t>9</w:t>
+            </w:r>
+          </w:p>
+        </w:tc>
+        <w:tc>
+          <w:tcPr>
+            <w:tcW w:w="2370" w:type="dxa"/>
+            <w:vMerge/>
+            <w:vAlign w:val="center"/>
+          </w:tcPr>
+          <w:p>
+            <w:pPr>
+              <w:rPr>
+                <w:rFonts w:ascii="Bahnschrift" w:hAnsi="Bahnschrift"/>
+                <w:lang w:eastAsia="ru-RU"/>
+              </w:rPr>
+            </w:pPr>
+          </w:p>
+        </w:tc>
+      </w:tr>
+      <w:tr>
+        <w:trPr>
+          <w:trHeight w:val="55"/>
+        </w:trPr>
+        <w:tc>
+          <w:tcPr>
+            <w:tcW w:w="2021" w:type="dxa"/>
+            <w:vAlign w:val="center"/>
+          </w:tcPr>
+          <w:p>
+            <w:pPr>
+              <w:jc w:val="center"/>
+              <w:rPr>
+                <w:rFonts w:ascii="Bahnschrift" w:hAnsi="Bahnschrift"/>
+                <w:lang w:val="en-US" w:eastAsia="ru-RU"/>
+              </w:rPr>
+            </w:pPr>
+            <w:r>
+              <w:rPr>
+                <w:rFonts w:ascii="Bahnschrift" w:hAnsi="Bahnschrift"/>
+                <w:lang w:val="en-US" w:eastAsia="ru-RU"/>
+              </w:rPr>
+              <w:lastRenderedPageBreak/>
+              <w:t>code_size</w:t>
+            </w:r>
+          </w:p>
+        </w:tc>
+        <w:tc>
+          <w:tcPr>
+            <w:tcW w:w="1994" w:type="dxa"/>
+            <w:vAlign w:val="center"/>
+          </w:tcPr>
+          <w:p>
+            <w:pPr>
+              <w:jc w:val="center"/>
+              <w:rPr>
+                <w:rFonts w:ascii="Bahnschrift" w:hAnsi="Bahnschrift"/>
+                <w:lang w:val="en-US" w:eastAsia="ru-RU"/>
+              </w:rPr>
+            </w:pPr>
+            <w:r>
+              <w:rPr>
+                <w:rFonts w:ascii="Bahnschrift" w:hAnsi="Bahnschrift"/>
+                <w:lang w:eastAsia="ru-RU"/>
+              </w:rPr>
+              <w:t>Размер кода в байтах</w:t>
+            </w:r>
+          </w:p>
+        </w:tc>
+        <w:tc>
+          <w:tcPr>
+            <w:tcW w:w="1446" w:type="dxa"/>
+            <w:vAlign w:val="center"/>
+          </w:tcPr>
+          <w:p>
+            <w:pPr>
+              <w:jc w:val="center"/>
+              <w:rPr>
+                <w:rFonts w:ascii="Bahnschrift" w:hAnsi="Bahnschrift"/>
+                <w:lang w:eastAsia="ru-RU"/>
+              </w:rPr>
+            </w:pPr>
+            <w:r>
+              <w:rPr>
+                <w:rFonts w:ascii="Bahnschrift" w:hAnsi="Bahnschrift"/>
+                <w:lang w:eastAsia="ru-RU"/>
+              </w:rPr>
+              <w:t>-</w:t>
+            </w:r>
+          </w:p>
+        </w:tc>
+        <w:tc>
+          <w:tcPr>
+            <w:tcW w:w="991" w:type="dxa"/>
+            <w:vAlign w:val="center"/>
+          </w:tcPr>
+          <w:p>
+            <w:pPr>
+              <w:jc w:val="center"/>
+              <w:rPr>
+                <w:rFonts w:ascii="Bahnschrift" w:hAnsi="Bahnschrift"/>
+                <w:lang w:eastAsia="ru-RU"/>
+              </w:rPr>
+            </w:pPr>
+            <w:r>
+              <w:rPr>
+                <w:rFonts w:ascii="Bahnschrift" w:hAnsi="Bahnschrift"/>
+                <w:lang w:eastAsia="ru-RU"/>
+              </w:rPr>
+              <w:t>8</w:t>
+            </w:r>
+          </w:p>
+        </w:tc>
+        <w:tc>
+          <w:tcPr>
+            <w:tcW w:w="1667" w:type="dxa"/>
+            <w:vAlign w:val="center"/>
+          </w:tcPr>
+          <w:p>
+            <w:pPr>
+              <w:jc w:val="center"/>
+              <w:rPr>
+                <w:rFonts w:ascii="Bahnschrift" w:hAnsi="Bahnschrift"/>
+                <w:lang w:eastAsia="ru-RU"/>
+              </w:rPr>
+            </w:pPr>
+            <w:r>
+              <w:rPr>
+                <w:rFonts w:ascii="Bahnschrift" w:hAnsi="Bahnschrift"/>
+                <w:lang w:eastAsia="ru-RU"/>
+              </w:rPr>
+              <w:t>11</w:t>
+            </w:r>
+          </w:p>
+        </w:tc>
+        <w:tc>
+          <w:tcPr>
+            <w:tcW w:w="2370" w:type="dxa"/>
+            <w:vMerge/>
+            <w:vAlign w:val="center"/>
+          </w:tcPr>
+          <w:p>
+            <w:pPr>
+              <w:rPr>
+                <w:rFonts w:ascii="Bahnschrift" w:hAnsi="Bahnschrift"/>
+                <w:lang w:eastAsia="ru-RU"/>
+              </w:rPr>
+            </w:pPr>
+          </w:p>
+        </w:tc>
+      </w:tr>
+      <w:tr>
+        <w:trPr>
+          <w:trHeight w:val="303"/>
+        </w:trPr>
+        <w:tc>
+          <w:tcPr>
+            <w:tcW w:w="2021" w:type="dxa"/>
+            <w:vAlign w:val="center"/>
+          </w:tcPr>
+          <w:p>
+            <w:pPr>
+              <w:jc w:val="center"/>
+              <w:rPr>
+                <w:rFonts w:ascii="Bahnschrift" w:hAnsi="Bahnschrift"/>
+                <w:lang w:eastAsia="ru-RU"/>
+              </w:rPr>
+            </w:pPr>
+            <w:r>
+              <w:rPr>
+                <w:rFonts w:ascii="Bahnschrift" w:hAnsi="Bahnschrift"/>
+                <w:lang w:val="en-US" w:eastAsia="ru-RU"/>
+              </w:rPr>
+              <w:t>code</w:t>
+            </w:r>
+          </w:p>
+        </w:tc>
+        <w:tc>
+          <w:tcPr>
+            <w:tcW w:w="1994" w:type="dxa"/>
+            <w:vAlign w:val="center"/>
+          </w:tcPr>
+          <w:p>
+            <w:pPr>
+              <w:jc w:val="center"/>
+              <w:rPr>
+                <w:rFonts w:ascii="Bahnschrift" w:hAnsi="Bahnschrift"/>
+                <w:lang w:val="en-US" w:eastAsia="ru-RU"/>
+              </w:rPr>
+            </w:pPr>
+            <w:r>
+              <w:rPr>
+                <w:rFonts w:ascii="Bahnschrift" w:hAnsi="Bahnschrift"/>
+                <w:lang w:eastAsia="ru-RU"/>
+              </w:rPr>
+              <w:t>Массив команд</w:t>
+            </w:r>
+          </w:p>
+        </w:tc>
+        <w:tc>
+          <w:tcPr>
+            <w:tcW w:w="1446" w:type="dxa"/>
+            <w:vAlign w:val="center"/>
+          </w:tcPr>
+          <w:p>
+            <w:pPr>
+              <w:jc w:val="center"/>
+              <w:rPr>
+                <w:rFonts w:ascii="Bahnschrift" w:hAnsi="Bahnschrift"/>
+                <w:lang w:eastAsia="ru-RU"/>
+              </w:rPr>
+            </w:pPr>
+            <w:r>
+              <w:rPr>
+                <w:rFonts w:ascii="Bahnschrift" w:hAnsi="Bahnschrift"/>
+                <w:lang w:eastAsia="ru-RU"/>
+              </w:rPr>
+              <w:t>-</w:t>
+            </w:r>
+          </w:p>
+        </w:tc>
+        <w:tc>
+          <w:tcPr>
+            <w:tcW w:w="991" w:type="dxa"/>
+            <w:vAlign w:val="center"/>
+          </w:tcPr>
+          <w:p>
+            <w:pPr>
+              <w:jc w:val="center"/>
+              <w:rPr>
+                <w:rFonts w:ascii="Bahnschrift" w:hAnsi="Bahnschrift"/>
+                <w:lang w:eastAsia="ru-RU"/>
+              </w:rPr>
+            </w:pPr>
+            <w:r>
+              <w:rPr>
+                <w:rFonts w:ascii="Bahnschrift" w:hAnsi="Bahnschrift"/>
+                <w:lang w:eastAsia="ru-RU"/>
+              </w:rPr>
+              <w:t>8</w:t>
+            </w:r>
+          </w:p>
+        </w:tc>
+        <w:tc>
+          <w:tcPr>
+            <w:tcW w:w="1667" w:type="dxa"/>
+            <w:vAlign w:val="center"/>
+          </w:tcPr>
+          <w:p>
+            <w:pPr>
+              <w:jc w:val="center"/>
+              <w:rPr>
+                <w:rFonts w:ascii="Bahnschrift" w:hAnsi="Bahnschrift"/>
+                <w:lang w:eastAsia="ru-RU"/>
+              </w:rPr>
+            </w:pPr>
+            <w:r>
+              <w:rPr>
+                <w:rFonts w:ascii="Bahnschrift" w:hAnsi="Bahnschrift"/>
+                <w:lang w:eastAsia="ru-RU"/>
+              </w:rPr>
+              <w:t>100</w:t>
+            </w:r>
+          </w:p>
+        </w:tc>
+        <w:tc>
+          <w:tcPr>
+            <w:tcW w:w="2370" w:type="dxa"/>
+            <w:vAlign w:val="center"/>
+          </w:tcPr>
+          <w:p>
+            <w:pPr>
+              <w:rPr>
+                <w:rFonts w:ascii="Bahnschrift" w:hAnsi="Bahnschrift"/>
+                <w:lang w:eastAsia="ru-RU"/>
+              </w:rPr>
+            </w:pPr>
+            <w:r>
+              <w:rPr>
+                <w:rFonts w:ascii="Bahnschrift" w:hAnsi="Bahnschrift"/>
+                <w:lang w:val="en-US" w:eastAsia="ru-RU"/>
+              </w:rPr>
+              <w:t>Code/</w:t>
+            </w:r>
+            <w:r>
+              <w:rPr>
+                <w:rFonts w:ascii="Bahnschrift" w:hAnsi="Bahnschrift"/>
+                <w:lang w:eastAsia="ru-RU"/>
+              </w:rPr>
+              <w:t>Код</w:t>
+            </w:r>
+          </w:p>
+        </w:tc>
+      </w:tr>
+    </w:tbl>
+    <w:p>
+      <w:pPr>
+        <w:rPr>
+          <w:rFonts w:ascii="Bahnschrift" w:hAnsi="Bahnschrift"/>
+          <w:b/>
+          <w:bCs/>
+          <w:i/>
+          <w:iCs/>
+          <w:sz w:val="28"/>
+          <w:szCs w:val="28"/>
+          <w:lang w:eastAsia="ru-RU"/>
+        </w:rPr>
+      </w:pPr>
+      <w:r>
+        <w:rPr>
+          <w:rFonts w:ascii="Bahnschrift" w:hAnsi="Bahnschrift"/>
+          <w:b/>
+          <w:bCs/>
+          <w:i/>
+          <w:iCs/>
+          <w:sz w:val="28"/>
+          <w:szCs w:val="28"/>
+          <w:lang w:eastAsia="ru-RU"/>
+        </w:rPr>
+        <w:t xml:space="preserve">Заголовок зарезервирован до </w:t>
+      </w:r>
+      <w:r>
+        <w:rPr>
+          <w:rFonts w:ascii="Bahnschrift" w:hAnsi="Bahnschrift"/>
+          <w:b/>
+          <w:bCs/>
+          <w:i/>
+          <w:iCs/>
+          <w:sz w:val="28"/>
+          <w:szCs w:val="28"/>
+          <w:lang w:eastAsia="ru-RU"/>
+        </w:rPr>
+        <w:t>1</w:t>
+      </w:r>
+      <w:r>
+        <w:rPr>
+          <w:rFonts w:ascii="Bahnschrift" w:hAnsi="Bahnschrift"/>
+          <w:b/>
+          <w:bCs/>
+          <w:i/>
+          <w:iCs/>
+          <w:sz w:val="28"/>
+          <w:szCs w:val="28"/>
+          <w:lang w:eastAsia="ru-RU"/>
+        </w:rPr>
+        <w:t>00 байт.</w:t>
+      </w:r>
+    </w:p>
+    <w:p>
+      <w:pPr>
+        <w:rPr>
+          <w:rFonts w:ascii="Bahnschrift" w:hAnsi="Bahnschrift"/>
+          <w:sz w:val="28"/>
+          <w:szCs w:val="28"/>
+          <w:lang w:eastAsia="ru-RU"/>
+        </w:rPr>
+      </w:pPr>
+      <w:r>
+        <w:rPr>
+          <w:rFonts w:ascii="Bahnschrift" w:hAnsi="Bahnschrift"/>
+          <w:sz w:val="28"/>
+          <w:szCs w:val="28"/>
+          <w:lang w:eastAsia="ru-RU"/>
+        </w:rPr>
+        <w:t>Команда представляет собой строку размером 26 байт. При загрузке в оперативную память они должны быть выровнены, но это уже дело используемого ЯП.</w:t>
+      </w:r>
+    </w:p>
+    <w:p>
+      <w:pPr>
+        <w:rPr>
+          <w:rFonts w:ascii="Bahnschrift" w:hAnsi="Bahnschrift"/>
+          <w:sz w:val="28"/>
+          <w:szCs w:val="28"/>
+          <w:lang w:eastAsia="ru-RU"/>
+        </w:rPr>
+      </w:pPr>
+      <w:r>
+        <w:rPr>
+          <w:rFonts w:ascii="Bahnschrift" w:hAnsi="Bahnschrift"/>
+          <w:sz w:val="28"/>
+          <w:szCs w:val="28"/>
+          <w:lang w:eastAsia="ru-RU"/>
+        </w:rPr>
+        <w:t>Структура представлена ниже.</w:t>
+      </w:r>
+    </w:p>
+    <w:tbl>
+      <w:tblPr>
+        <w:tblStyle w:val="a6"/>
+        <w:tblW w:w="0" w:type="auto"/>
+        <w:tblLook w:val="04A0" w:firstRow="1" w:lastRow="0" w:firstColumn="1" w:lastColumn="0" w:noHBand="0" w:noVBand="1"/>
+      </w:tblPr>
+      <w:tblGrid>
+        <w:gridCol w:w="3256"/>
+        <w:gridCol w:w="7200"/>
+      </w:tblGrid>
+      <w:tr>
+        <w:tc>
+          <w:tcPr>
+            <w:tcW w:w="3256" w:type="dxa"/>
+          </w:tcPr>
+          <w:p>
+            <w:pPr>
+              <w:rPr>
+                <w:rFonts w:ascii="Bahnschrift" w:hAnsi="Bahnschrift"/>
+                <w:sz w:val="28"/>
+                <w:szCs w:val="28"/>
+                <w:lang w:eastAsia="ru-RU"/>
+              </w:rPr>
+            </w:pPr>
+            <w:r>
+              <w:rPr>
+                <w:rFonts w:ascii="Bahnschrift" w:hAnsi="Bahnschrift"/>
+                <w:sz w:val="28"/>
+                <w:szCs w:val="28"/>
+                <w:lang w:eastAsia="ru-RU"/>
+              </w:rPr>
+              <w:t>Опкод (1 байт)</w:t>
+            </w:r>
+          </w:p>
+        </w:tc>
+        <w:tc>
+          <w:tcPr>
+            <w:tcW w:w="7200" w:type="dxa"/>
+          </w:tcPr>
+          <w:p>
+            <w:pPr>
+              <w:rPr>
+                <w:rFonts w:ascii="Bahnschrift" w:hAnsi="Bahnschrift"/>
+                <w:sz w:val="28"/>
+                <w:szCs w:val="28"/>
+                <w:lang w:val="en-US" w:eastAsia="ru-RU"/>
+              </w:rPr>
+            </w:pPr>
+            <w:r>
+              <w:rPr>
+                <w:rFonts w:ascii="Bahnschrift" w:hAnsi="Bahnschrift"/>
+                <w:sz w:val="28"/>
+                <w:szCs w:val="28"/>
+                <w:lang w:val="en-US" w:eastAsia="ru-RU"/>
+              </w:rPr>
+              <w:t>LOAD_STATIC</w:t>
+            </w:r>
+          </w:p>
+        </w:tc>
+      </w:tr>
+      <w:tr>
+        <w:tc>
+          <w:tcPr>
+            <w:tcW w:w="3256" w:type="dxa"/>
+          </w:tcPr>
+          <w:p>
+            <w:pPr>
+              <w:rPr>
+                <w:rFonts w:ascii="Bahnschrift" w:hAnsi="Bahnschrift"/>
+                <w:sz w:val="28"/>
+                <w:szCs w:val="28"/>
+                <w:lang w:eastAsia="ru-RU"/>
+              </w:rPr>
+            </w:pPr>
+            <w:r>
+              <w:rPr>
+                <w:rFonts w:ascii="Bahnschrift" w:hAnsi="Bahnschrift"/>
+                <w:sz w:val="28"/>
+                <w:szCs w:val="28"/>
+                <w:lang w:eastAsia="ru-RU"/>
+              </w:rPr>
+              <w:t xml:space="preserve">Тип значения 0 </w:t>
+            </w:r>
+            <w:r>
+              <w:rPr>
+                <w:rFonts w:ascii="Bahnschrift" w:hAnsi="Bahnschrift"/>
+                <w:sz w:val="28"/>
+                <w:szCs w:val="28"/>
+                <w:lang w:eastAsia="ru-RU"/>
+              </w:rPr>
+              <w:t>(1 байт)</w:t>
+            </w:r>
+          </w:p>
+        </w:tc>
+        <w:tc>
+          <w:tcPr>
+            <w:tcW w:w="7200" w:type="dxa"/>
+          </w:tcPr>
+          <w:p>
+            <w:pPr>
+              <w:rPr>
+                <w:rFonts w:ascii="Bahnschrift" w:hAnsi="Bahnschrift"/>
+                <w:sz w:val="28"/>
+                <w:szCs w:val="28"/>
+                <w:lang w:val="en-US" w:eastAsia="ru-RU"/>
+              </w:rPr>
+            </w:pPr>
+            <w:r>
+              <w:rPr>
+                <w:rFonts w:ascii="Bahnschrift" w:hAnsi="Bahnschrift"/>
+                <w:sz w:val="28"/>
+                <w:szCs w:val="28"/>
+                <w:lang w:val="en-US" w:eastAsia="ru-RU"/>
+              </w:rPr>
+              <w:t>MemoryAddress</w:t>
+            </w:r>
+          </w:p>
+        </w:tc>
+      </w:tr>
+      <w:tr>
+        <w:tc>
+          <w:tcPr>
+            <w:tcW w:w="3256" w:type="dxa"/>
+          </w:tcPr>
+          <w:p>
+            <w:pPr>
+              <w:rPr>
+                <w:rFonts w:ascii="Bahnschrift" w:hAnsi="Bahnschrift"/>
+                <w:sz w:val="28"/>
+                <w:szCs w:val="28"/>
+                <w:lang w:eastAsia="ru-RU"/>
+              </w:rPr>
+            </w:pPr>
+            <w:r>
+              <w:rPr>
+                <w:rFonts w:ascii="Bahnschrift" w:hAnsi="Bahnschrift"/>
+                <w:sz w:val="28"/>
+                <w:szCs w:val="28"/>
+                <w:lang w:eastAsia="ru-RU"/>
+              </w:rPr>
+              <w:t>Значение 0 (8 байт)</w:t>
+            </w:r>
+          </w:p>
+        </w:tc>
+        <w:tc>
+          <w:tcPr>
+            <w:tcW w:w="7200" w:type="dxa"/>
+          </w:tcPr>
+          <w:p>
+            <w:pPr>
+              <w:rPr>
+                <w:rFonts w:ascii="Bahnschrift" w:hAnsi="Bahnschrift"/>
+                <w:sz w:val="28"/>
+                <w:szCs w:val="28"/>
+                <w:lang w:val="en-US" w:eastAsia="ru-RU"/>
+              </w:rPr>
+            </w:pPr>
+            <w:r>
+              <w:rPr>
+                <w:rFonts w:ascii="Bahnschrift" w:hAnsi="Bahnschrift"/>
+                <w:sz w:val="28"/>
+                <w:szCs w:val="28"/>
+                <w:lang w:eastAsia="ru-RU"/>
+              </w:rPr>
+              <w:t>0</w:t>
+            </w:r>
+            <w:r>
+              <w:rPr>
+                <w:rFonts w:ascii="Bahnschrift" w:hAnsi="Bahnschrift"/>
+                <w:sz w:val="28"/>
+                <w:szCs w:val="28"/>
+                <w:lang w:val="en-US" w:eastAsia="ru-RU"/>
+              </w:rPr>
+              <w:t>x10</w:t>
+            </w:r>
+          </w:p>
+        </w:tc>
+      </w:tr>
+      <w:tr>
+        <w:tc>
+          <w:tcPr>
+            <w:tcW w:w="3256" w:type="dxa"/>
+          </w:tcPr>
+          <w:p>
+            <w:pPr>
+              <w:rPr>
+                <w:rFonts w:ascii="Bahnschrift" w:hAnsi="Bahnschrift"/>
+                <w:sz w:val="28"/>
+                <w:szCs w:val="28"/>
+                <w:lang w:eastAsia="ru-RU"/>
+              </w:rPr>
+            </w:pPr>
+            <w:r>
+              <w:rPr>
+                <w:rFonts w:ascii="Bahnschrift" w:hAnsi="Bahnschrift"/>
+                <w:sz w:val="28"/>
+                <w:szCs w:val="28"/>
+                <w:lang w:eastAsia="ru-RU"/>
+              </w:rPr>
+              <w:t>Тип значения 1 (1 байт)</w:t>
+            </w:r>
+          </w:p>
+        </w:tc>
+        <w:tc>
+          <w:tcPr>
+            <w:tcW w:w="7200" w:type="dxa"/>
+          </w:tcPr>
+          <w:p>
+            <w:pPr>
+              <w:rPr>
+                <w:rFonts w:ascii="Bahnschrift" w:hAnsi="Bahnschrift"/>
+                <w:sz w:val="28"/>
+                <w:szCs w:val="28"/>
+                <w:lang w:val="en-US" w:eastAsia="ru-RU"/>
+              </w:rPr>
+            </w:pPr>
+            <w:r>
+              <w:rPr>
+                <w:rFonts w:ascii="Bahnschrift" w:hAnsi="Bahnschrift"/>
+                <w:sz w:val="28"/>
+                <w:szCs w:val="28"/>
+                <w:lang w:val="en-US" w:eastAsia="ru-RU"/>
+              </w:rPr>
+              <w:t>Register</w:t>
+            </w:r>
+          </w:p>
+        </w:tc>
+      </w:tr>
+      <w:tr>
+        <w:tc>
+          <w:tcPr>
+            <w:tcW w:w="3256" w:type="dxa"/>
+          </w:tcPr>
+          <w:p>
+            <w:pPr>
+              <w:rPr>
+                <w:rFonts w:ascii="Bahnschrift" w:hAnsi="Bahnschrift"/>
+                <w:sz w:val="28"/>
+                <w:szCs w:val="28"/>
+                <w:lang w:eastAsia="ru-RU"/>
+              </w:rPr>
+            </w:pPr>
+            <w:r>
+              <w:rPr>
+                <w:rFonts w:ascii="Bahnschrift" w:hAnsi="Bahnschrift"/>
+                <w:sz w:val="28"/>
+                <w:szCs w:val="28"/>
+                <w:lang w:eastAsia="ru-RU"/>
+              </w:rPr>
+              <w:t xml:space="preserve">Значение </w:t>
+            </w:r>
+            <w:r>
+              <w:rPr>
+                <w:rFonts w:ascii="Bahnschrift" w:hAnsi="Bahnschrift"/>
+                <w:sz w:val="28"/>
+                <w:szCs w:val="28"/>
+                <w:lang w:eastAsia="ru-RU"/>
+              </w:rPr>
+              <w:t>1</w:t>
+            </w:r>
+            <w:r>
+              <w:rPr>
+                <w:rFonts w:ascii="Bahnschrift" w:hAnsi="Bahnschrift"/>
+                <w:sz w:val="28"/>
+                <w:szCs w:val="28"/>
+                <w:lang w:eastAsia="ru-RU"/>
+              </w:rPr>
+              <w:t xml:space="preserve"> (8 байт)</w:t>
+            </w:r>
+          </w:p>
+        </w:tc>
+        <w:tc>
+          <w:tcPr>
+            <w:tcW w:w="7200" w:type="dxa"/>
+          </w:tcPr>
+          <w:p>
+            <w:pPr>
+              <w:rPr>
+                <w:rFonts w:ascii="Bahnschrift" w:hAnsi="Bahnschrift"/>
+                <w:sz w:val="28"/>
+                <w:szCs w:val="28"/>
+                <w:lang w:val="en-US" w:eastAsia="ru-RU"/>
+              </w:rPr>
+            </w:pPr>
+            <w:r>
+              <w:rPr>
+                <w:rFonts w:ascii="Bahnschrift" w:hAnsi="Bahnschrift"/>
+                <w:sz w:val="28"/>
+                <w:szCs w:val="28"/>
+                <w:lang w:val="en-US" w:eastAsia="ru-RU"/>
+              </w:rPr>
+              <w:t>1</w:t>
+            </w:r>
+          </w:p>
+        </w:tc>
+      </w:tr>
+      <w:tr>
+        <w:tc>
+          <w:tcPr>
+            <w:tcW w:w="3256" w:type="dxa"/>
+          </w:tcPr>
+          <w:p>
+            <w:pPr>
+              <w:rPr>
+                <w:rFonts w:ascii="Bahnschrift" w:hAnsi="Bahnschrift"/>
+                <w:sz w:val="28"/>
+                <w:szCs w:val="28"/>
+                <w:lang w:eastAsia="ru-RU"/>
+              </w:rPr>
+            </w:pPr>
+            <w:r>
+              <w:rPr>
+                <w:rFonts w:ascii="Bahnschrift" w:hAnsi="Bahnschrift"/>
+                <w:sz w:val="28"/>
+                <w:szCs w:val="28"/>
+                <w:lang w:eastAsia="ru-RU"/>
+              </w:rPr>
+              <w:t xml:space="preserve">Тип значения </w:t>
+            </w:r>
+            <w:r>
+              <w:rPr>
+                <w:rFonts w:ascii="Bahnschrift" w:hAnsi="Bahnschrift"/>
+                <w:sz w:val="28"/>
+                <w:szCs w:val="28"/>
+                <w:lang w:eastAsia="ru-RU"/>
+              </w:rPr>
+              <w:t>2</w:t>
+            </w:r>
+            <w:r>
+              <w:rPr>
+                <w:rFonts w:ascii="Bahnschrift" w:hAnsi="Bahnschrift"/>
+                <w:sz w:val="28"/>
+                <w:szCs w:val="28"/>
+                <w:lang w:eastAsia="ru-RU"/>
+              </w:rPr>
+              <w:t xml:space="preserve"> (1 байт)</w:t>
+            </w:r>
+          </w:p>
+        </w:tc>
+        <w:tc>
+          <w:tcPr>
+            <w:tcW w:w="7200" w:type="dxa"/>
+          </w:tcPr>
+          <w:p>
+            <w:pPr>
+              <w:rPr>
+                <w:rFonts w:ascii="Bahnschrift" w:hAnsi="Bahnschrift"/>
+                <w:sz w:val="28"/>
+                <w:szCs w:val="28"/>
+                <w:lang w:val="en-US" w:eastAsia="ru-RU"/>
+              </w:rPr>
+            </w:pPr>
+            <w:r>
+              <w:rPr>
+                <w:rFonts w:ascii="Bahnschrift" w:hAnsi="Bahnschrift"/>
+                <w:sz w:val="28"/>
+                <w:szCs w:val="28"/>
+                <w:lang w:val="en-US" w:eastAsia="ru-RU"/>
+              </w:rPr>
+              <w:t>Immediate</w:t>
+            </w:r>
+          </w:p>
+        </w:tc>
+      </w:tr>
+      <w:tr>
+        <w:tc>
+          <w:tcPr>
+            <w:tcW w:w="3256" w:type="dxa"/>
+          </w:tcPr>
+          <w:p>
+            <w:pPr>
+              <w:rPr>
+                <w:rFonts w:ascii="Bahnschrift" w:hAnsi="Bahnschrift"/>
+                <w:sz w:val="28"/>
+                <w:szCs w:val="28"/>
+                <w:lang w:eastAsia="ru-RU"/>
+              </w:rPr>
+            </w:pPr>
+            <w:r>
+              <w:rPr>
+                <w:rFonts w:ascii="Bahnschrift" w:hAnsi="Bahnschrift"/>
+                <w:sz w:val="28"/>
+                <w:szCs w:val="28"/>
+                <w:lang w:eastAsia="ru-RU"/>
+              </w:rPr>
+              <w:t xml:space="preserve">Значение </w:t>
+            </w:r>
+            <w:r>
+              <w:rPr>
+                <w:rFonts w:ascii="Bahnschrift" w:hAnsi="Bahnschrift"/>
+                <w:sz w:val="28"/>
+                <w:szCs w:val="28"/>
+                <w:lang w:eastAsia="ru-RU"/>
+              </w:rPr>
+              <w:t>2</w:t>
+            </w:r>
+            <w:r>
+              <w:rPr>
+                <w:rFonts w:ascii="Bahnschrift" w:hAnsi="Bahnschrift"/>
+                <w:sz w:val="28"/>
+                <w:szCs w:val="28"/>
+                <w:lang w:eastAsia="ru-RU"/>
+              </w:rPr>
+              <w:t xml:space="preserve"> (8 байт)</w:t>
+            </w:r>
+          </w:p>
+        </w:tc>
+        <w:tc>
+          <w:tcPr>
+            <w:tcW w:w="7200" w:type="dxa"/>
+          </w:tcPr>
+          <w:p>
+            <w:pPr>
+              <w:rPr>
+                <w:rFonts w:ascii="Bahnschrift" w:hAnsi="Bahnschrift"/>
+                <w:sz w:val="28"/>
+                <w:szCs w:val="28"/>
+                <w:lang w:val="en-US" w:eastAsia="ru-RU"/>
+              </w:rPr>
+            </w:pPr>
+            <w:r>
+              <w:rPr>
+                <w:rFonts w:ascii="Bahnschrift" w:hAnsi="Bahnschrift"/>
+                <w:sz w:val="28"/>
+                <w:szCs w:val="28"/>
+                <w:lang w:val="en-US" w:eastAsia="ru-RU"/>
+              </w:rPr>
+              <w:t>8</w:t>
+            </w:r>
+          </w:p>
+        </w:tc>
+      </w:tr>
+      <w:tr>
+        <w:tc>
+          <w:tcPr>
+            <w:tcW w:w="3256" w:type="dxa"/>
+          </w:tcPr>
+          <w:p>
+            <w:pPr>
+              <w:rPr>
+                <w:rFonts w:ascii="Bahnschrift" w:hAnsi="Bahnschrift"/>
+                <w:sz w:val="28"/>
+                <w:szCs w:val="28"/>
+                <w:lang w:eastAsia="ru-RU"/>
+              </w:rPr>
+            </w:pPr>
+            <w:r>
+              <w:rPr>
+                <w:rFonts w:ascii="Bahnschrift" w:hAnsi="Bahnschrift"/>
+                <w:sz w:val="28"/>
+                <w:szCs w:val="28"/>
+                <w:lang w:eastAsia="ru-RU"/>
+              </w:rPr>
+              <w:t>Флаги (4 байта)</w:t>
+            </w:r>
+          </w:p>
+        </w:tc>
+        <w:tc>
+          <w:tcPr>
+            <w:tcW w:w="7200" w:type="dxa"/>
+          </w:tcPr>
+          <w:p>
+            <w:pPr>
+              <w:rPr>
+                <w:rFonts w:ascii="Bahnschrift" w:hAnsi="Bahnschrift"/>
+                <w:sz w:val="28"/>
+                <w:szCs w:val="28"/>
+                <w:lang w:val="en-US" w:eastAsia="ru-RU"/>
+              </w:rPr>
+            </w:pPr>
+            <w:r>
+              <w:rPr>
+                <w:rFonts w:ascii="Bahnschrift" w:hAnsi="Bahnschrift"/>
+                <w:sz w:val="28"/>
+                <w:szCs w:val="28"/>
+                <w:lang w:val="en-US" w:eastAsia="ru-RU"/>
+              </w:rPr>
+              <w:t>0</w:t>
+            </w:r>
+          </w:p>
+        </w:tc>
+      </w:tr>
+    </w:tbl>
+    <w:p>
+      <w:pPr>
+        <w:rPr>
+          <w:rFonts w:ascii="Bahnschrift" w:hAnsi="Bahnschrift"/>
+          <w:sz w:val="28"/>
+          <w:szCs w:val="28"/>
+          <w:lang w:eastAsia="ru-RU"/>
+        </w:rPr>
+      </w:pPr>
+    </w:p>
+    <w:p>
+      <w:pPr>
+        <w:rPr>
+          <w:rFonts w:ascii="Bahnschrift" w:hAnsi="Bahnschrift"/>
+          <w:sz w:val="28"/>
+          <w:szCs w:val="28"/>
+          <w:lang w:eastAsia="ru-RU"/>
+        </w:rPr>
+      </w:pPr>
+      <w:r>
+        <w:rPr>
+          <w:rFonts w:ascii="Bahnschrift" w:hAnsi="Bahnschrift"/>
+          <w:sz w:val="28"/>
+          <w:szCs w:val="28"/>
+          <w:lang w:eastAsia="ru-RU"/>
+        </w:rPr>
+        <w:t>Тип значений могут быть следующими</w:t>
+      </w:r>
+      <w:r>
+        <w:rPr>
+          <w:rFonts w:ascii="Bahnschrift" w:hAnsi="Bahnschrift"/>
+          <w:sz w:val="28"/>
+          <w:szCs w:val="28"/>
+          <w:lang w:eastAsia="ru-RU"/>
+        </w:rPr>
+        <w:t>:</w:t>
+      </w:r>
+    </w:p>
+    <w:tbl>
+      <w:tblPr>
+        <w:tblStyle w:val="a6"/>
+        <w:tblW w:w="0" w:type="auto"/>
+        <w:tblLook w:val="04A0" w:firstRow="1" w:lastRow="0" w:firstColumn="1" w:lastColumn="0" w:noHBand="0" w:noVBand="1"/>
+      </w:tblPr>
+      <w:tblGrid>
+        <w:gridCol w:w="3256"/>
+        <w:gridCol w:w="7200"/>
+      </w:tblGrid>
+      <w:tr>
+        <w:tc>
+          <w:tcPr>
+            <w:tcW w:w="3256" w:type="dxa"/>
+          </w:tcPr>
+          <w:p>
+            <w:pPr>
+              <w:rPr>
+                <w:rFonts w:ascii="Bahnschrift" w:hAnsi="Bahnschrift"/>
+                <w:sz w:val="28"/>
+                <w:szCs w:val="28"/>
+                <w:lang w:eastAsia="ru-RU"/>
+              </w:rPr>
+            </w:pPr>
+            <w:r>
+              <w:rPr>
+                <w:rFonts w:ascii="Bahnschrift" w:hAnsi="Bahnschrift"/>
+                <w:sz w:val="28"/>
+                <w:szCs w:val="28"/>
+                <w:lang w:eastAsia="ru-RU"/>
+              </w:rPr>
+              <w:t xml:space="preserve">Тип </w:t>
+            </w:r>
+          </w:p>
+        </w:tc>
+        <w:tc>
+          <w:tcPr>
+            <w:tcW w:w="7200" w:type="dxa"/>
+          </w:tcPr>
+          <w:p>
+            <w:pPr>
+              <w:rPr>
+                <w:rFonts w:ascii="Bahnschrift" w:hAnsi="Bahnschrift"/>
+                <w:sz w:val="28"/>
+                <w:szCs w:val="28"/>
+                <w:lang w:eastAsia="ru-RU"/>
+              </w:rPr>
+            </w:pPr>
+            <w:r>
+              <w:rPr>
+                <w:rFonts w:ascii="Bahnschrift" w:hAnsi="Bahnschrift"/>
+                <w:sz w:val="28"/>
+                <w:szCs w:val="28"/>
+                <w:lang w:eastAsia="ru-RU"/>
+              </w:rPr>
+              <w:t>Описание</w:t>
+            </w:r>
+          </w:p>
+        </w:tc>
+      </w:tr>
+      <w:tr>
+        <w:tc>
+          <w:tcPr>
+            <w:tcW w:w="3256" w:type="dxa"/>
+          </w:tcPr>
+          <w:p>
+            <w:pPr>
+              <w:rPr>
+                <w:rFonts w:ascii="Bahnschrift" w:hAnsi="Bahnschrift"/>
+                <w:sz w:val="28"/>
+                <w:szCs w:val="28"/>
+                <w:lang w:eastAsia="ru-RU"/>
+              </w:rPr>
+            </w:pPr>
+            <w:r>
+              <w:rPr>
+                <w:rFonts w:ascii="Bahnschrift" w:hAnsi="Bahnschrift"/>
+                <w:sz w:val="28"/>
+                <w:szCs w:val="28"/>
+                <w:lang w:val="en-US" w:eastAsia="ru-RU"/>
+              </w:rPr>
+              <w:t>MemoryAddress</w:t>
+            </w:r>
+          </w:p>
+        </w:tc>
+        <w:tc>
+          <w:tcPr>
+            <w:tcW w:w="7200" w:type="dxa"/>
+          </w:tcPr>
+          <w:p>
+            <w:pPr>
+              <w:rPr>
+                <w:rFonts w:ascii="Bahnschrift" w:hAnsi="Bahnschrift"/>
+                <w:sz w:val="28"/>
+                <w:szCs w:val="28"/>
+                <w:lang w:eastAsia="ru-RU"/>
+              </w:rPr>
+            </w:pPr>
+            <w:r>
+              <w:rPr>
+                <w:rFonts w:ascii="Bahnschrift" w:hAnsi="Bahnschrift"/>
+                <w:sz w:val="28"/>
+                <w:szCs w:val="28"/>
+                <w:lang w:eastAsia="ru-RU"/>
+              </w:rPr>
+              <w:t>Относительный адрес от начала секции памяти программы</w:t>
+            </w:r>
+          </w:p>
+        </w:tc>
+      </w:tr>
+      <w:tr>
+        <w:tc>
+          <w:tcPr>
+            <w:tcW w:w="3256" w:type="dxa"/>
+          </w:tcPr>
+          <w:p>
+            <w:pPr>
+              <w:rPr>
+                <w:rFonts w:ascii="Bahnschrift" w:hAnsi="Bahnschrift"/>
+                <w:sz w:val="28"/>
+                <w:szCs w:val="28"/>
+                <w:lang w:eastAsia="ru-RU"/>
+              </w:rPr>
+            </w:pPr>
+            <w:r>
+              <w:rPr>
+                <w:rFonts w:ascii="Bahnschrift" w:hAnsi="Bahnschrift"/>
+                <w:sz w:val="28"/>
+                <w:szCs w:val="28"/>
+                <w:lang w:val="en-US" w:eastAsia="ru-RU"/>
+              </w:rPr>
+              <w:t>Register</w:t>
+            </w:r>
+          </w:p>
+        </w:tc>
+        <w:tc>
+          <w:tcPr>
+            <w:tcW w:w="7200" w:type="dxa"/>
+          </w:tcPr>
+          <w:p>
+            <w:pPr>
+              <w:rPr>
+                <w:rFonts w:ascii="Bahnschrift" w:hAnsi="Bahnschrift"/>
+                <w:sz w:val="28"/>
+                <w:szCs w:val="28"/>
+                <w:lang w:val="en-US" w:eastAsia="ru-RU"/>
+              </w:rPr>
+            </w:pPr>
+            <w:r>
+              <w:rPr>
+                <w:rFonts w:ascii="Bahnschrift" w:hAnsi="Bahnschrift"/>
+                <w:sz w:val="28"/>
+                <w:szCs w:val="28"/>
+                <w:lang w:eastAsia="ru-RU"/>
+              </w:rPr>
+              <w:t>Номер регистра</w:t>
+            </w:r>
+          </w:p>
+        </w:tc>
+      </w:tr>
+      <w:tr>
+        <w:tc>
+          <w:tcPr>
+            <w:tcW w:w="3256" w:type="dxa"/>
+          </w:tcPr>
+          <w:p>
+            <w:pPr>
+              <w:rPr>
+                <w:rFonts w:ascii="Bahnschrift" w:hAnsi="Bahnschrift"/>
+                <w:sz w:val="28"/>
+                <w:szCs w:val="28"/>
+                <w:lang w:eastAsia="ru-RU"/>
+              </w:rPr>
+            </w:pPr>
+            <w:r>
+              <w:rPr>
+                <w:rFonts w:ascii="Bahnschrift" w:hAnsi="Bahnschrift"/>
+                <w:sz w:val="28"/>
+                <w:szCs w:val="28"/>
+                <w:lang w:val="en-US" w:eastAsia="ru-RU"/>
+              </w:rPr>
+              <w:t>Immediate</w:t>
+            </w:r>
+          </w:p>
+        </w:tc>
+        <w:tc>
+          <w:tcPr>
+            <w:tcW w:w="7200" w:type="dxa"/>
+          </w:tcPr>
+          <w:p>
+            <w:pPr>
+              <w:rPr>
+                <w:rFonts w:ascii="Bahnschrift" w:hAnsi="Bahnschrift"/>
+                <w:sz w:val="28"/>
+                <w:szCs w:val="28"/>
+                <w:lang w:eastAsia="ru-RU"/>
+              </w:rPr>
+            </w:pPr>
+            <w:r>
+              <w:rPr>
+                <w:rFonts w:ascii="Bahnschrift" w:hAnsi="Bahnschrift"/>
+                <w:sz w:val="28"/>
+                <w:szCs w:val="28"/>
+                <w:lang w:eastAsia="ru-RU"/>
+              </w:rPr>
+              <w:t>Непосредственное значение</w:t>
+            </w:r>
+          </w:p>
+        </w:tc>
+      </w:tr>
+      <w:tr>
+        <w:tc>
+          <w:tcPr>
+            <w:tcW w:w="3256" w:type="dxa"/>
+          </w:tcPr>
+          <w:p>
+            <w:pPr>
+              <w:rPr>
+                <w:rFonts w:ascii="Bahnschrift" w:hAnsi="Bahnschrift"/>
+                <w:sz w:val="28"/>
+                <w:szCs w:val="28"/>
+                <w:lang w:eastAsia="ru-RU"/>
+              </w:rPr>
+            </w:pPr>
+            <w:r>
+              <w:rPr>
+                <w:rFonts w:ascii="Bahnschrift" w:hAnsi="Bahnschrift"/>
+                <w:sz w:val="28"/>
+                <w:szCs w:val="28"/>
+                <w:lang w:val="en-US" w:eastAsia="ru-RU"/>
+              </w:rPr>
+              <w:t>Constant</w:t>
+            </w:r>
+          </w:p>
+        </w:tc>
+        <w:tc>
+          <w:tcPr>
+            <w:tcW w:w="7200" w:type="dxa"/>
+          </w:tcPr>
+          <w:p>
+            <w:pPr>
+              <w:rPr>
+                <w:rFonts w:ascii="Bahnschrift" w:hAnsi="Bahnschrift"/>
+                <w:sz w:val="28"/>
+                <w:szCs w:val="28"/>
+                <w:lang w:eastAsia="ru-RU"/>
+              </w:rPr>
+            </w:pPr>
+            <w:r>
+              <w:rPr>
+                <w:rFonts w:ascii="Bahnschrift" w:hAnsi="Bahnschrift"/>
+                <w:sz w:val="28"/>
+                <w:szCs w:val="28"/>
+                <w:lang w:eastAsia="ru-RU"/>
+              </w:rPr>
+              <w:t>Идентификатор константы</w:t>
+            </w:r>
+          </w:p>
+        </w:tc>
+      </w:tr>
+      <w:tr>
+        <w:tc>
+          <w:tcPr>
+            <w:tcW w:w="3256" w:type="dxa"/>
+          </w:tcPr>
+          <w:p>
+            <w:pPr>
+              <w:rPr>
+                <w:rFonts w:ascii="Bahnschrift" w:hAnsi="Bahnschrift"/>
+                <w:sz w:val="28"/>
+                <w:szCs w:val="28"/>
+                <w:lang w:eastAsia="ru-RU"/>
+              </w:rPr>
+            </w:pPr>
+            <w:r>
+              <w:rPr>
+                <w:rFonts w:ascii="Bahnschrift" w:hAnsi="Bahnschrift"/>
+                <w:sz w:val="28"/>
+                <w:szCs w:val="28"/>
+                <w:lang w:val="en-US" w:eastAsia="ru-RU"/>
+              </w:rPr>
+              <w:t>Symbol</w:t>
+            </w:r>
+          </w:p>
+        </w:tc>
+        <w:tc>
+          <w:tcPr>
+            <w:tcW w:w="7200" w:type="dxa"/>
+          </w:tcPr>
+          <w:p>
+            <w:pPr>
+              <w:rPr>
+                <w:rFonts w:ascii="Bahnschrift" w:hAnsi="Bahnschrift"/>
+                <w:sz w:val="28"/>
+                <w:szCs w:val="28"/>
+                <w:lang w:val="en-US" w:eastAsia="ru-RU"/>
+              </w:rPr>
+            </w:pPr>
+            <w:r>
+              <w:rPr>
+                <w:rFonts w:ascii="Bahnschrift" w:hAnsi="Bahnschrift"/>
+                <w:sz w:val="28"/>
+                <w:szCs w:val="28"/>
+                <w:lang w:eastAsia="ru-RU"/>
+              </w:rPr>
+              <w:t xml:space="preserve">Идентификатор </w:t>
+            </w:r>
+            <w:r>
+              <w:rPr>
+                <w:rFonts w:ascii="Bahnschrift" w:hAnsi="Bahnschrift"/>
+                <w:sz w:val="28"/>
+                <w:szCs w:val="28"/>
+                <w:lang w:eastAsia="ru-RU"/>
+              </w:rPr>
+              <w:t>символа</w:t>
+            </w:r>
+          </w:p>
+        </w:tc>
+      </w:tr>
+    </w:tbl>
+    <w:p>
+      <w:pPr>
+        <w:rPr>
+          <w:rFonts w:ascii="Bahnschrift" w:hAnsi="Bahnschrift"/>
+          <w:sz w:val="28"/>
+          <w:szCs w:val="28"/>
+          <w:lang w:eastAsia="ru-RU"/>
+        </w:rPr>
+      </w:pPr>
+      <w:r>
+        <w:rPr>
+          <w:rFonts w:ascii="Bahnschrift" w:hAnsi="Bahnschrift"/>
+          <w:sz w:val="28"/>
+          <w:szCs w:val="28"/>
+          <w:lang w:eastAsia="ru-RU"/>
+        </w:rPr>
+        <w:t>Флаги</w:t>
+      </w:r>
+      <w:r>
+        <w:rPr>
+          <w:rFonts w:ascii="Bahnschrift" w:hAnsi="Bahnschrift"/>
+          <w:sz w:val="28"/>
+          <w:szCs w:val="28"/>
+          <w:lang w:eastAsia="ru-RU"/>
+        </w:rPr>
+        <w:t xml:space="preserve"> могут быть следующими</w:t>
+      </w:r>
+      <w:r>
+        <w:rPr>
+          <w:rFonts w:ascii="Bahnschrift" w:hAnsi="Bahnschrift"/>
+          <w:sz w:val="28"/>
+          <w:szCs w:val="28"/>
+          <w:lang w:eastAsia="ru-RU"/>
+        </w:rPr>
+        <w:t xml:space="preserve"> (используется бит карта)</w:t>
+      </w:r>
+      <w:r>
+        <w:rPr>
+          <w:rFonts w:ascii="Bahnschrift" w:hAnsi="Bahnschrift"/>
+          <w:sz w:val="28"/>
+          <w:szCs w:val="28"/>
+          <w:lang w:eastAsia="ru-RU"/>
+        </w:rPr>
+        <w:t>:</w:t>
+      </w:r>
+    </w:p>
+    <w:tbl>
+      <w:tblPr>
+        <w:tblStyle w:val="a6"/>
+        <w:tblW w:w="0" w:type="auto"/>
+        <w:tblLook w:val="04A0" w:firstRow="1" w:lastRow="0" w:firstColumn="1" w:lastColumn="0" w:noHBand="0" w:noVBand="1"/>
+      </w:tblPr>
+      <w:tblGrid>
+        <w:gridCol w:w="3256"/>
+        <w:gridCol w:w="7200"/>
+      </w:tblGrid>
+      <w:tr>
+        <w:tc>
+          <w:tcPr>
+            <w:tcW w:w="3256" w:type="dxa"/>
+          </w:tcPr>
+          <w:p>
+            <w:pPr>
+              <w:rPr>
+                <w:rFonts w:ascii="Bahnschrift" w:hAnsi="Bahnschrift"/>
+                <w:sz w:val="28"/>
+                <w:szCs w:val="28"/>
+                <w:lang w:eastAsia="ru-RU"/>
+              </w:rPr>
+            </w:pPr>
+            <w:r>
+              <w:rPr>
+                <w:rFonts w:ascii="Bahnschrift" w:hAnsi="Bahnschrift"/>
+                <w:sz w:val="28"/>
+                <w:szCs w:val="28"/>
+                <w:lang w:eastAsia="ru-RU"/>
+              </w:rPr>
+              <w:t>Флаг</w:t>
+            </w:r>
+            <w:r>
+              <w:rPr>
+                <w:rFonts w:ascii="Bahnschrift" w:hAnsi="Bahnschrift"/>
+                <w:sz w:val="28"/>
+                <w:szCs w:val="28"/>
+                <w:lang w:eastAsia="ru-RU"/>
+              </w:rPr>
+              <w:t xml:space="preserve"> </w:t>
+            </w:r>
+          </w:p>
+        </w:tc>
+        <w:tc>
+          <w:tcPr>
+            <w:tcW w:w="7200" w:type="dxa"/>
+          </w:tcPr>
+          <w:p>
+            <w:pPr>
+              <w:rPr>
+                <w:rFonts w:ascii="Bahnschrift" w:hAnsi="Bahnschrift"/>
+                <w:sz w:val="28"/>
+                <w:szCs w:val="28"/>
+                <w:lang w:eastAsia="ru-RU"/>
+              </w:rPr>
+            </w:pPr>
+            <w:r>
+              <w:rPr>
+                <w:rFonts w:ascii="Bahnschrift" w:hAnsi="Bahnschrift"/>
+                <w:sz w:val="28"/>
+                <w:szCs w:val="28"/>
+                <w:lang w:eastAsia="ru-RU"/>
+              </w:rPr>
+              <w:t>Описание</w:t>
+            </w:r>
+          </w:p>
+        </w:tc>
+      </w:tr>
+      <w:tr>
+        <w:tc>
+          <w:tcPr>
+            <w:tcW w:w="3256" w:type="dxa"/>
+          </w:tcPr>
+          <w:p>
+            <w:pPr>
+              <w:rPr>
+                <w:rFonts w:ascii="Bahnschrift" w:hAnsi="Bahnschrift"/>
+                <w:sz w:val="28"/>
+                <w:szCs w:val="28"/>
+                <w:lang w:eastAsia="ru-RU"/>
+              </w:rPr>
+            </w:pPr>
+            <w:r>
+              <w:rPr>
+                <w:rFonts w:ascii="Bahnschrift" w:hAnsi="Bahnschrift"/>
+                <w:sz w:val="28"/>
+                <w:szCs w:val="28"/>
+                <w:lang w:val="en-US" w:eastAsia="ru-RU"/>
+              </w:rPr>
+              <w:t>UnhandledSymbol</w:t>
+            </w:r>
+          </w:p>
+        </w:tc>
+        <w:tc>
+          <w:tcPr>
+            <w:tcW w:w="7200" w:type="dxa"/>
+          </w:tcPr>
+          <w:p>
+            <w:pPr>
+              <w:rPr>
+                <w:rFonts w:ascii="Bahnschrift" w:hAnsi="Bahnschrift"/>
+                <w:sz w:val="28"/>
+                <w:szCs w:val="28"/>
+                <w:lang w:eastAsia="ru-RU"/>
+              </w:rPr>
+            </w:pPr>
+            <w:r>
+              <w:rPr>
+                <w:rFonts w:ascii="Bahnschrift" w:hAnsi="Bahnschrift"/>
+                <w:sz w:val="28"/>
+                <w:szCs w:val="28"/>
+                <w:lang w:eastAsia="ru-RU"/>
+              </w:rPr>
+              <w:t xml:space="preserve">Команда содержит необработанные символы (аргументы с типом </w:t>
+            </w:r>
+            <w:r>
+              <w:rPr>
+                <w:rFonts w:ascii="Bahnschrift" w:hAnsi="Bahnschrift"/>
+                <w:sz w:val="28"/>
+                <w:szCs w:val="28"/>
+                <w:lang w:val="en-US" w:eastAsia="ru-RU"/>
+              </w:rPr>
+              <w:t>Symbol</w:t>
+            </w:r>
+            <w:r>
+              <w:rPr>
+                <w:rFonts w:ascii="Bahnschrift" w:hAnsi="Bahnschrift"/>
+                <w:sz w:val="28"/>
+                <w:szCs w:val="28"/>
+                <w:lang w:eastAsia="ru-RU"/>
+              </w:rPr>
+              <w:t>)</w:t>
+            </w:r>
+          </w:p>
+        </w:tc>
+      </w:tr>
+    </w:tbl>
     <w:p>
       <w:pPr>
         <w:rPr>
@@ -6177,7 +8231,7 @@
   <w:style w:type="paragraph" w:default="1" w:styleId="a">
     <w:name w:val="Normal"/>
     <w:qFormat/>
-    <w:rsid w:val="00BE6AFB"/>
+    <w:rsid w:val="00C02A5E"/>
   </w:style>
   <w:style w:type="paragraph" w:styleId="1">
     <w:name w:val="heading 1"/>

--- a/Documentation/Структура объектных файлов MSL1.docx
+++ b/Documentation/Структура объектных файлов MSL1.docx
@@ -5013,25 +5013,7 @@
           <w:szCs w:val="32"/>
           <w:lang w:val="en-US" w:eastAsia="ru-RU"/>
         </w:rPr>
-        <w:t>MSL</w:t>
-      </w:r>
-      <w:r>
-        <w:rPr>
-          <w:rFonts w:ascii="Bahnschrift" w:hAnsi="Bahnschrift"/>
-          <w:sz w:val="32"/>
-          <w:szCs w:val="32"/>
-          <w:lang w:val="en-US" w:eastAsia="ru-RU"/>
-        </w:rPr>
-        <w:t>C</w:t>
-      </w:r>
-      <w:r>
-        <w:rPr>
-          <w:rFonts w:ascii="Bahnschrift" w:hAnsi="Bahnschrift"/>
-          <w:sz w:val="32"/>
-          <w:szCs w:val="32"/>
-          <w:lang w:val="en-US" w:eastAsia="ru-RU"/>
-        </w:rPr>
-        <w:t>O</w:t>
+        <w:t>MSLCO</w:t>
       </w:r>
     </w:p>
     <w:p>
@@ -5429,9 +5411,9 @@
             <w:r>
               <w:rPr>
                 <w:rFonts w:ascii="Bahnschrift" w:hAnsi="Bahnschrift"/>
-                <w:lang w:eastAsia="ru-RU"/>
-              </w:rPr>
-              <w:t>С</w:t>
+                <w:lang w:val="en-US" w:eastAsia="ru-RU"/>
+              </w:rPr>
+              <w:t>C</w:t>
             </w:r>
             <w:r>
               <w:rPr>
@@ -6224,16 +6206,7 @@
                 <w:szCs w:val="28"/>
                 <w:lang w:eastAsia="ru-RU"/>
               </w:rPr>
-              <w:t xml:space="preserve">Тип значения 0 </w:t>
-            </w:r>
-            <w:r>
-              <w:rPr>
-                <w:rFonts w:ascii="Bahnschrift" w:hAnsi="Bahnschrift"/>
-                <w:sz w:val="28"/>
-                <w:szCs w:val="28"/>
-                <w:lang w:eastAsia="ru-RU"/>
-              </w:rPr>
-              <w:t>(1 байт)</w:t>
+              <w:t>Тип значения 0 (1 байт)</w:t>
             </w:r>
           </w:p>
         </w:tc>
@@ -6392,25 +6365,7 @@
                 <w:szCs w:val="28"/>
                 <w:lang w:eastAsia="ru-RU"/>
               </w:rPr>
-              <w:t xml:space="preserve">Значение </w:t>
-            </w:r>
-            <w:r>
-              <w:rPr>
-                <w:rFonts w:ascii="Bahnschrift" w:hAnsi="Bahnschrift"/>
-                <w:sz w:val="28"/>
-                <w:szCs w:val="28"/>
-                <w:lang w:eastAsia="ru-RU"/>
-              </w:rPr>
-              <w:t>1</w:t>
-            </w:r>
-            <w:r>
-              <w:rPr>
-                <w:rFonts w:ascii="Bahnschrift" w:hAnsi="Bahnschrift"/>
-                <w:sz w:val="28"/>
-                <w:szCs w:val="28"/>
-                <w:lang w:eastAsia="ru-RU"/>
-              </w:rPr>
-              <w:t xml:space="preserve"> (8 байт)</w:t>
+              <w:t>Значение 1 (8 байт)</w:t>
             </w:r>
           </w:p>
         </w:tc>
@@ -6460,25 +6415,7 @@
                 <w:szCs w:val="28"/>
                 <w:lang w:eastAsia="ru-RU"/>
               </w:rPr>
-              <w:t xml:space="preserve">Тип значения </w:t>
-            </w:r>
-            <w:r>
-              <w:rPr>
-                <w:rFonts w:ascii="Bahnschrift" w:hAnsi="Bahnschrift"/>
-                <w:sz w:val="28"/>
-                <w:szCs w:val="28"/>
-                <w:lang w:eastAsia="ru-RU"/>
-              </w:rPr>
-              <w:t>2</w:t>
-            </w:r>
-            <w:r>
-              <w:rPr>
-                <w:rFonts w:ascii="Bahnschrift" w:hAnsi="Bahnschrift"/>
-                <w:sz w:val="28"/>
-                <w:szCs w:val="28"/>
-                <w:lang w:eastAsia="ru-RU"/>
-              </w:rPr>
-              <w:t xml:space="preserve"> (1 байт)</w:t>
+              <w:t>Тип значения 2 (1 байт)</w:t>
             </w:r>
           </w:p>
         </w:tc>
@@ -6528,25 +6465,7 @@
                 <w:szCs w:val="28"/>
                 <w:lang w:eastAsia="ru-RU"/>
               </w:rPr>
-              <w:t xml:space="preserve">Значение </w:t>
-            </w:r>
-            <w:r>
-              <w:rPr>
-                <w:rFonts w:ascii="Bahnschrift" w:hAnsi="Bahnschrift"/>
-                <w:sz w:val="28"/>
-                <w:szCs w:val="28"/>
-                <w:lang w:eastAsia="ru-RU"/>
-              </w:rPr>
-              <w:t>2</w:t>
-            </w:r>
-            <w:r>
-              <w:rPr>
-                <w:rFonts w:ascii="Bahnschrift" w:hAnsi="Bahnschrift"/>
-                <w:sz w:val="28"/>
-                <w:szCs w:val="28"/>
-                <w:lang w:eastAsia="ru-RU"/>
-              </w:rPr>
-              <w:t xml:space="preserve"> (8 байт)</w:t>
+              <w:t>Значение 2 (8 байт)</w:t>
             </w:r>
           </w:p>
         </w:tc>
@@ -6969,16 +6888,7 @@
                 <w:szCs w:val="28"/>
                 <w:lang w:eastAsia="ru-RU"/>
               </w:rPr>
-              <w:t xml:space="preserve">Идентификатор </w:t>
-            </w:r>
-            <w:r>
-              <w:rPr>
-                <w:rFonts w:ascii="Bahnschrift" w:hAnsi="Bahnschrift"/>
-                <w:sz w:val="28"/>
-                <w:szCs w:val="28"/>
-                <w:lang w:eastAsia="ru-RU"/>
-              </w:rPr>
-              <w:t>символа</w:t>
+              <w:t>Идентификатор символа</w:t>
             </w:r>
           </w:p>
         </w:tc>
@@ -7000,25 +6910,7 @@
           <w:szCs w:val="28"/>
           <w:lang w:eastAsia="ru-RU"/>
         </w:rPr>
-        <w:t>Флаги</w:t>
-      </w:r>
-      <w:r>
-        <w:rPr>
-          <w:rFonts w:ascii="Bahnschrift" w:hAnsi="Bahnschrift"/>
-          <w:sz w:val="28"/>
-          <w:szCs w:val="28"/>
-          <w:lang w:eastAsia="ru-RU"/>
-        </w:rPr>
-        <w:t xml:space="preserve"> могут быть следующими</w:t>
-      </w:r>
-      <w:r>
-        <w:rPr>
-          <w:rFonts w:ascii="Bahnschrift" w:hAnsi="Bahnschrift"/>
-          <w:sz w:val="28"/>
-          <w:szCs w:val="28"/>
-          <w:lang w:eastAsia="ru-RU"/>
-        </w:rPr>
-        <w:t xml:space="preserve"> (используется бит карта)</w:t>
+        <w:t>Флаги могут быть следующими (используется бит карта)</w:t>
       </w:r>
       <w:r>
         <w:rPr>
@@ -7061,16 +6953,7 @@
                 <w:szCs w:val="28"/>
                 <w:lang w:eastAsia="ru-RU"/>
               </w:rPr>
-              <w:t>Флаг</w:t>
-            </w:r>
-            <w:r>
-              <w:rPr>
-                <w:rFonts w:ascii="Bahnschrift" w:hAnsi="Bahnschrift"/>
-                <w:sz w:val="28"/>
-                <w:szCs w:val="28"/>
-                <w:lang w:eastAsia="ru-RU"/>
-              </w:rPr>
-              <w:t xml:space="preserve"> </w:t>
+              <w:t xml:space="preserve">Флаг </w:t>
             </w:r>
           </w:p>
         </w:tc>
